--- a/PNEC_Feasibility_Brief.docx
+++ b/PNEC_Feasibility_Brief.docx
@@ -1157,6 +1157,4214 @@
           <w:iCs w:val="false"/>
         </w:rPr>
         <w:t xml:space="preserve">Our PINN-coefficient calibration is the validation primitive that fills that gap. The program is, in effect, the missing audience layer for BRIES.</w:t>
+      </w:r>
+    </w:p>
+    <w:p>
+      <w:r>
+        <w:br w:type="page"/>
+      </w:r>
+    </w:p>
+    <w:p>
+      <w:pPr>
+        <w:pStyle w:val="Heading2"/>
+      </w:pPr>
+      <w:r>
+        <w:t xml:space="preserve">Validation, metrics, data, and what the agents talk about</w:t>
+      </w:r>
+    </w:p>
+    <w:p>
+      <w:pPr>
+        <w:spacing w:after="120" w:line="320"/>
+      </w:pPr>
+      <w:r>
+        <w:rPr>
+          <w:b w:val="false"/>
+          <w:bCs w:val="false"/>
+          <w:i w:val="false"/>
+          <w:iCs w:val="false"/>
+        </w:rPr>
+        <w:t xml:space="preserve">This section answers the five operational questions: how validation works, what metrics we report, what real-world data we use, what the agents actually discuss, and how we measure persuasion happening to them and around them. Everything below is concrete enough to build against.</w:t>
+      </w:r>
+    </w:p>
+    <w:p>
+      <w:pPr>
+        <w:pStyle w:val="Heading3"/>
+      </w:pPr>
+      <w:r>
+        <w:t xml:space="preserve">A.  Validation works in three concentric layers</w:t>
+      </w:r>
+    </w:p>
+    <w:p>
+      <w:pPr>
+        <w:spacing w:after="120" w:line="320"/>
+      </w:pPr>
+      <w:r>
+        <w:rPr>
+          <w:b w:val="false"/>
+          <w:bCs w:val="false"/>
+          <w:i w:val="false"/>
+          <w:iCs w:val="false"/>
+        </w:rPr>
+        <w:t xml:space="preserve">An agentic simulation only earns the “calibrated” label if it clears all three layers. Each is more demanding than the last; together they make circular validation effectively impossible.</w:t>
+      </w:r>
+    </w:p>
+    <w:tbl>
+      <w:tblPr>
+        <w:tblW w:type="dxa" w:w="10080"/>
+        <w:tblBorders>
+          <w:top w:val="single" w:color="auto" w:sz="4"/>
+          <w:left w:val="single" w:color="auto" w:sz="4"/>
+          <w:bottom w:val="single" w:color="auto" w:sz="4"/>
+          <w:right w:val="single" w:color="auto" w:sz="4"/>
+          <w:insideH w:val="single" w:color="auto" w:sz="4"/>
+          <w:insideV w:val="single" w:color="auto" w:sz="4"/>
+        </w:tblBorders>
+      </w:tblPr>
+      <w:tblGrid>
+        <w:gridCol w:w="600"/>
+        <w:gridCol w:w="2200"/>
+        <w:gridCol w:w="3640"/>
+        <w:gridCol w:w="3640"/>
+      </w:tblGrid>
+      <w:tr>
+        <w:trPr>
+          <w:tblHeader/>
+        </w:trPr>
+        <w:tc>
+          <w:tcPr>
+            <w:tcW w:type="dxa" w:w="600"/>
+            <w:tcBorders>
+              <w:top w:val="single" w:color="BFBFBF" w:sz="4"/>
+              <w:left w:val="single" w:color="BFBFBF" w:sz="4"/>
+              <w:bottom w:val="single" w:color="BFBFBF" w:sz="4"/>
+              <w:right w:val="single" w:color="BFBFBF" w:sz="4"/>
+            </w:tcBorders>
+            <w:shd w:fill="B85D2E" w:val="clear"/>
+            <w:tcMar>
+              <w:top w:type="dxa" w:w="100"/>
+              <w:left w:type="dxa" w:w="140"/>
+              <w:bottom w:type="dxa" w:w="100"/>
+              <w:right w:type="dxa" w:w="140"/>
+            </w:tcMar>
+            <w:vAlign w:val="top"/>
+          </w:tcPr>
+          <w:p>
+            <w:pPr>
+              <w:spacing w:after="0" w:line="280"/>
+              <w:jc w:val="center"/>
+            </w:pPr>
+            <w:r>
+              <w:rPr>
+                <w:b/>
+                <w:bCs/>
+                <w:color w:val="FFFFFF"/>
+              </w:rPr>
+              <w:t xml:space="preserve">L</w:t>
+            </w:r>
+          </w:p>
+        </w:tc>
+        <w:tc>
+          <w:tcPr>
+            <w:tcW w:type="dxa" w:w="2200"/>
+            <w:tcBorders>
+              <w:top w:val="single" w:color="BFBFBF" w:sz="4"/>
+              <w:left w:val="single" w:color="BFBFBF" w:sz="4"/>
+              <w:bottom w:val="single" w:color="BFBFBF" w:sz="4"/>
+              <w:right w:val="single" w:color="BFBFBF" w:sz="4"/>
+            </w:tcBorders>
+            <w:shd w:fill="B85D2E" w:val="clear"/>
+            <w:tcMar>
+              <w:top w:type="dxa" w:w="100"/>
+              <w:left w:type="dxa" w:w="140"/>
+              <w:bottom w:type="dxa" w:w="100"/>
+              <w:right w:type="dxa" w:w="140"/>
+            </w:tcMar>
+            <w:vAlign w:val="top"/>
+          </w:tcPr>
+          <w:p>
+            <w:pPr>
+              <w:spacing w:after="0" w:line="280"/>
+              <w:jc w:val="left"/>
+            </w:pPr>
+            <w:r>
+              <w:rPr>
+                <w:b/>
+                <w:bCs/>
+                <w:color w:val="FFFFFF"/>
+              </w:rPr>
+              <w:t xml:space="preserve">Layer</w:t>
+            </w:r>
+          </w:p>
+        </w:tc>
+        <w:tc>
+          <w:tcPr>
+            <w:tcW w:type="dxa" w:w="3640"/>
+            <w:tcBorders>
+              <w:top w:val="single" w:color="BFBFBF" w:sz="4"/>
+              <w:left w:val="single" w:color="BFBFBF" w:sz="4"/>
+              <w:bottom w:val="single" w:color="BFBFBF" w:sz="4"/>
+              <w:right w:val="single" w:color="BFBFBF" w:sz="4"/>
+            </w:tcBorders>
+            <w:shd w:fill="B85D2E" w:val="clear"/>
+            <w:tcMar>
+              <w:top w:type="dxa" w:w="100"/>
+              <w:left w:type="dxa" w:w="140"/>
+              <w:bottom w:type="dxa" w:w="100"/>
+              <w:right w:type="dxa" w:w="140"/>
+            </w:tcMar>
+            <w:vAlign w:val="top"/>
+          </w:tcPr>
+          <w:p>
+            <w:pPr>
+              <w:spacing w:after="0" w:line="280"/>
+              <w:jc w:val="left"/>
+            </w:pPr>
+            <w:r>
+              <w:rPr>
+                <w:b/>
+                <w:bCs/>
+                <w:color w:val="FFFFFF"/>
+              </w:rPr>
+              <w:t xml:space="preserve">What it does</w:t>
+            </w:r>
+          </w:p>
+        </w:tc>
+        <w:tc>
+          <w:tcPr>
+            <w:tcW w:type="dxa" w:w="3640"/>
+            <w:tcBorders>
+              <w:top w:val="single" w:color="BFBFBF" w:sz="4"/>
+              <w:left w:val="single" w:color="BFBFBF" w:sz="4"/>
+              <w:bottom w:val="single" w:color="BFBFBF" w:sz="4"/>
+              <w:right w:val="single" w:color="BFBFBF" w:sz="4"/>
+            </w:tcBorders>
+            <w:shd w:fill="B85D2E" w:val="clear"/>
+            <w:tcMar>
+              <w:top w:type="dxa" w:w="100"/>
+              <w:left w:type="dxa" w:w="140"/>
+              <w:bottom w:type="dxa" w:w="100"/>
+              <w:right w:type="dxa" w:w="140"/>
+            </w:tcMar>
+            <w:vAlign w:val="top"/>
+          </w:tcPr>
+          <w:p>
+            <w:pPr>
+              <w:spacing w:after="0" w:line="280"/>
+              <w:jc w:val="left"/>
+            </w:pPr>
+            <w:r>
+              <w:rPr>
+                <w:b/>
+                <w:bCs/>
+                <w:color w:val="FFFFFF"/>
+              </w:rPr>
+              <w:t xml:space="preserve">Pass criterion (pre-registered)</w:t>
+            </w:r>
+          </w:p>
+        </w:tc>
+      </w:tr>
+      <w:tr>
+        <w:tc>
+          <w:tcPr>
+            <w:tcW w:type="dxa" w:w="600"/>
+            <w:tcBorders>
+              <w:top w:val="single" w:color="BFBFBF" w:sz="4"/>
+              <w:left w:val="single" w:color="BFBFBF" w:sz="4"/>
+              <w:bottom w:val="single" w:color="BFBFBF" w:sz="4"/>
+              <w:right w:val="single" w:color="BFBFBF" w:sz="4"/>
+            </w:tcBorders>
+            <w:shd w:fill="FAF8F4" w:val="clear"/>
+            <w:tcMar>
+              <w:top w:type="dxa" w:w="100"/>
+              <w:left w:type="dxa" w:w="140"/>
+              <w:bottom w:type="dxa" w:w="100"/>
+              <w:right w:type="dxa" w:w="140"/>
+            </w:tcMar>
+            <w:vAlign w:val="top"/>
+          </w:tcPr>
+          <w:p>
+            <w:pPr>
+              <w:spacing w:after="0" w:line="280"/>
+              <w:jc w:val="center"/>
+            </w:pPr>
+            <w:r>
+              <w:rPr>
+                <w:b/>
+                <w:bCs/>
+                <w:color w:val="B85D2E"/>
+              </w:rPr>
+              <w:t xml:space="preserve">1</w:t>
+            </w:r>
+          </w:p>
+        </w:tc>
+        <w:tc>
+          <w:tcPr>
+            <w:tcW w:type="dxa" w:w="2200"/>
+            <w:tcBorders>
+              <w:top w:val="single" w:color="BFBFBF" w:sz="4"/>
+              <w:left w:val="single" w:color="BFBFBF" w:sz="4"/>
+              <w:bottom w:val="single" w:color="BFBFBF" w:sz="4"/>
+              <w:right w:val="single" w:color="BFBFBF" w:sz="4"/>
+            </w:tcBorders>
+            <w:shd w:fill="FAF8F4" w:val="clear"/>
+            <w:tcMar>
+              <w:top w:type="dxa" w:w="100"/>
+              <w:left w:type="dxa" w:w="140"/>
+              <w:bottom w:type="dxa" w:w="100"/>
+              <w:right w:type="dxa" w:w="140"/>
+            </w:tcMar>
+            <w:vAlign w:val="top"/>
+          </w:tcPr>
+          <w:p>
+            <w:pPr>
+              <w:spacing w:after="0" w:line="280"/>
+              <w:jc w:val="left"/>
+            </w:pPr>
+            <w:r>
+              <w:rPr>
+                <w:b/>
+                <w:bCs/>
+              </w:rPr>
+              <w:t xml:space="preserve">Coefficient match</w:t>
+            </w:r>
+          </w:p>
+        </w:tc>
+        <w:tc>
+          <w:tcPr>
+            <w:tcW w:type="dxa" w:w="3640"/>
+            <w:tcBorders>
+              <w:top w:val="single" w:color="BFBFBF" w:sz="4"/>
+              <w:left w:val="single" w:color="BFBFBF" w:sz="4"/>
+              <w:bottom w:val="single" w:color="BFBFBF" w:sz="4"/>
+              <w:right w:val="single" w:color="BFBFBF" w:sz="4"/>
+            </w:tcBorders>
+            <w:shd w:fill="FAF8F4" w:val="clear"/>
+            <w:tcMar>
+              <w:top w:type="dxa" w:w="100"/>
+              <w:left w:type="dxa" w:w="140"/>
+              <w:bottom w:type="dxa" w:w="100"/>
+              <w:right w:type="dxa" w:w="140"/>
+            </w:tcMar>
+            <w:vAlign w:val="top"/>
+          </w:tcPr>
+          <w:p>
+            <w:pPr>
+              <w:spacing w:after="0" w:line="280"/>
+              <w:jc w:val="left"/>
+            </w:pPr>
+            <w:r>
+              <w:rPr>
+                <w:b w:val="false"/>
+                <w:bCs w:val="false"/>
+              </w:rPr>
+              <w:t xml:space="preserve">Fit the PINN to real data (Stage A). Run the agentic simulation on the same training slab. Refit the PINN to the simulated data. Check whether the recovered coefficients land inside the real-data 95% CIs.</w:t>
+            </w:r>
+          </w:p>
+        </w:tc>
+        <w:tc>
+          <w:tcPr>
+            <w:tcW w:type="dxa" w:w="3640"/>
+            <w:tcBorders>
+              <w:top w:val="single" w:color="BFBFBF" w:sz="4"/>
+              <w:left w:val="single" w:color="BFBFBF" w:sz="4"/>
+              <w:bottom w:val="single" w:color="BFBFBF" w:sz="4"/>
+              <w:right w:val="single" w:color="BFBFBF" w:sz="4"/>
+            </w:tcBorders>
+            <w:shd w:fill="FAF8F4" w:val="clear"/>
+            <w:tcMar>
+              <w:top w:type="dxa" w:w="100"/>
+              <w:left w:type="dxa" w:w="140"/>
+              <w:bottom w:type="dxa" w:w="100"/>
+              <w:right w:type="dxa" w:w="140"/>
+            </w:tcMar>
+            <w:vAlign w:val="top"/>
+          </w:tcPr>
+          <w:p>
+            <w:pPr>
+              <w:spacing w:after="0" w:line="280"/>
+              <w:jc w:val="left"/>
+            </w:pPr>
+            <w:r>
+              <w:rPr>
+                <w:b w:val="false"/>
+                <w:bCs w:val="false"/>
+              </w:rPr>
+              <w:t xml:space="preserve">2-Wasserstein distance on per-user coefficient distributions; KS test on each marginal. Pass if 2-Wasserstein &lt; pre-registered threshold AND KS p &gt; 0.05 on at least two of three priors (FJ, HK, DCR).</w:t>
+            </w:r>
+          </w:p>
+        </w:tc>
+      </w:tr>
+      <w:tr>
+        <w:tc>
+          <w:tcPr>
+            <w:tcW w:type="dxa" w:w="600"/>
+            <w:tcBorders>
+              <w:top w:val="single" w:color="BFBFBF" w:sz="4"/>
+              <w:left w:val="single" w:color="BFBFBF" w:sz="4"/>
+              <w:bottom w:val="single" w:color="BFBFBF" w:sz="4"/>
+              <w:right w:val="single" w:color="BFBFBF" w:sz="4"/>
+            </w:tcBorders>
+            <w:shd w:fill="FFFFFF" w:val="clear"/>
+            <w:tcMar>
+              <w:top w:type="dxa" w:w="100"/>
+              <w:left w:type="dxa" w:w="140"/>
+              <w:bottom w:type="dxa" w:w="100"/>
+              <w:right w:type="dxa" w:w="140"/>
+            </w:tcMar>
+            <w:vAlign w:val="top"/>
+          </w:tcPr>
+          <w:p>
+            <w:pPr>
+              <w:spacing w:after="0" w:line="280"/>
+              <w:jc w:val="center"/>
+            </w:pPr>
+            <w:r>
+              <w:rPr>
+                <w:b/>
+                <w:bCs/>
+                <w:color w:val="B85D2E"/>
+              </w:rPr>
+              <w:t xml:space="preserve">2</w:t>
+            </w:r>
+          </w:p>
+        </w:tc>
+        <w:tc>
+          <w:tcPr>
+            <w:tcW w:type="dxa" w:w="2200"/>
+            <w:tcBorders>
+              <w:top w:val="single" w:color="BFBFBF" w:sz="4"/>
+              <w:left w:val="single" w:color="BFBFBF" w:sz="4"/>
+              <w:bottom w:val="single" w:color="BFBFBF" w:sz="4"/>
+              <w:right w:val="single" w:color="BFBFBF" w:sz="4"/>
+            </w:tcBorders>
+            <w:shd w:fill="FFFFFF" w:val="clear"/>
+            <w:tcMar>
+              <w:top w:type="dxa" w:w="100"/>
+              <w:left w:type="dxa" w:w="140"/>
+              <w:bottom w:type="dxa" w:w="100"/>
+              <w:right w:type="dxa" w:w="140"/>
+            </w:tcMar>
+            <w:vAlign w:val="top"/>
+          </w:tcPr>
+          <w:p>
+            <w:pPr>
+              <w:spacing w:after="0" w:line="280"/>
+              <w:jc w:val="left"/>
+            </w:pPr>
+            <w:r>
+              <w:rPr>
+                <w:b/>
+                <w:bCs/>
+              </w:rPr>
+              <w:t xml:space="preserve">Held-out behavioral match</w:t>
+            </w:r>
+          </w:p>
+        </w:tc>
+        <w:tc>
+          <w:tcPr>
+            <w:tcW w:type="dxa" w:w="3640"/>
+            <w:tcBorders>
+              <w:top w:val="single" w:color="BFBFBF" w:sz="4"/>
+              <w:left w:val="single" w:color="BFBFBF" w:sz="4"/>
+              <w:bottom w:val="single" w:color="BFBFBF" w:sz="4"/>
+              <w:right w:val="single" w:color="BFBFBF" w:sz="4"/>
+            </w:tcBorders>
+            <w:shd w:fill="FFFFFF" w:val="clear"/>
+            <w:tcMar>
+              <w:top w:type="dxa" w:w="100"/>
+              <w:left w:type="dxa" w:w="140"/>
+              <w:bottom w:type="dxa" w:w="100"/>
+              <w:right w:type="dxa" w:w="140"/>
+            </w:tcMar>
+            <w:vAlign w:val="top"/>
+          </w:tcPr>
+          <w:p>
+            <w:pPr>
+              <w:spacing w:after="0" w:line="280"/>
+              <w:jc w:val="left"/>
+            </w:pPr>
+            <w:r>
+              <w:rPr>
+                <w:b w:val="false"/>
+                <w:bCs w:val="false"/>
+              </w:rPr>
+              <w:t xml:space="preserve">Five behavioral gates that the calibration loss never directly scores. Tested on the held-out 20% test slab.</w:t>
+            </w:r>
+          </w:p>
+        </w:tc>
+        <w:tc>
+          <w:tcPr>
+            <w:tcW w:type="dxa" w:w="3640"/>
+            <w:tcBorders>
+              <w:top w:val="single" w:color="BFBFBF" w:sz="4"/>
+              <w:left w:val="single" w:color="BFBFBF" w:sz="4"/>
+              <w:bottom w:val="single" w:color="BFBFBF" w:sz="4"/>
+              <w:right w:val="single" w:color="BFBFBF" w:sz="4"/>
+            </w:tcBorders>
+            <w:shd w:fill="FFFFFF" w:val="clear"/>
+            <w:tcMar>
+              <w:top w:type="dxa" w:w="100"/>
+              <w:left w:type="dxa" w:w="140"/>
+              <w:bottom w:type="dxa" w:w="100"/>
+              <w:right w:type="dxa" w:w="140"/>
+            </w:tcMar>
+            <w:vAlign w:val="top"/>
+          </w:tcPr>
+          <w:p>
+            <w:pPr>
+              <w:spacing w:after="0" w:line="280"/>
+              <w:jc w:val="left"/>
+            </w:pPr>
+            <w:r>
+              <w:rPr>
+                <w:b w:val="false"/>
+                <w:bCs w:val="false"/>
+              </w:rPr>
+              <w:t xml:space="preserve">Cascade timing (KS on time-to-half-reach); drop-out rates after hostile reply (distribution match); per-user uᵢ(t) trajectories (normalized DTW distance); cross-topic transfer (coefficient-shift direction match); opinion-leader centrality (Spearman ρ ≥ 0.5 on top-k by attention).</w:t>
+            </w:r>
+          </w:p>
+        </w:tc>
+      </w:tr>
+      <w:tr>
+        <w:tc>
+          <w:tcPr>
+            <w:tcW w:type="dxa" w:w="600"/>
+            <w:tcBorders>
+              <w:top w:val="single" w:color="BFBFBF" w:sz="4"/>
+              <w:left w:val="single" w:color="BFBFBF" w:sz="4"/>
+              <w:bottom w:val="single" w:color="BFBFBF" w:sz="4"/>
+              <w:right w:val="single" w:color="BFBFBF" w:sz="4"/>
+            </w:tcBorders>
+            <w:shd w:fill="FAF8F4" w:val="clear"/>
+            <w:tcMar>
+              <w:top w:type="dxa" w:w="100"/>
+              <w:left w:type="dxa" w:w="140"/>
+              <w:bottom w:type="dxa" w:w="100"/>
+              <w:right w:type="dxa" w:w="140"/>
+            </w:tcMar>
+            <w:vAlign w:val="top"/>
+          </w:tcPr>
+          <w:p>
+            <w:pPr>
+              <w:spacing w:after="0" w:line="280"/>
+              <w:jc w:val="center"/>
+            </w:pPr>
+            <w:r>
+              <w:rPr>
+                <w:b/>
+                <w:bCs/>
+                <w:color w:val="B85D2E"/>
+              </w:rPr>
+              <w:t xml:space="preserve">3</w:t>
+            </w:r>
+          </w:p>
+        </w:tc>
+        <w:tc>
+          <w:tcPr>
+            <w:tcW w:type="dxa" w:w="2200"/>
+            <w:tcBorders>
+              <w:top w:val="single" w:color="BFBFBF" w:sz="4"/>
+              <w:left w:val="single" w:color="BFBFBF" w:sz="4"/>
+              <w:bottom w:val="single" w:color="BFBFBF" w:sz="4"/>
+              <w:right w:val="single" w:color="BFBFBF" w:sz="4"/>
+            </w:tcBorders>
+            <w:shd w:fill="FAF8F4" w:val="clear"/>
+            <w:tcMar>
+              <w:top w:type="dxa" w:w="100"/>
+              <w:left w:type="dxa" w:w="140"/>
+              <w:bottom w:type="dxa" w:w="100"/>
+              <w:right w:type="dxa" w:w="140"/>
+            </w:tcMar>
+            <w:vAlign w:val="top"/>
+          </w:tcPr>
+          <w:p>
+            <w:pPr>
+              <w:spacing w:after="0" w:line="280"/>
+              <w:jc w:val="left"/>
+            </w:pPr>
+            <w:r>
+              <w:rPr>
+                <w:b/>
+                <w:bCs/>
+              </w:rPr>
+              <w:t xml:space="preserve">Ground-truth persuasion match</w:t>
+            </w:r>
+          </w:p>
+        </w:tc>
+        <w:tc>
+          <w:tcPr>
+            <w:tcW w:type="dxa" w:w="3640"/>
+            <w:tcBorders>
+              <w:top w:val="single" w:color="BFBFBF" w:sz="4"/>
+              <w:left w:val="single" w:color="BFBFBF" w:sz="4"/>
+              <w:bottom w:val="single" w:color="BFBFBF" w:sz="4"/>
+              <w:right w:val="single" w:color="BFBFBF" w:sz="4"/>
+            </w:tcBorders>
+            <w:shd w:fill="FAF8F4" w:val="clear"/>
+            <w:tcMar>
+              <w:top w:type="dxa" w:w="100"/>
+              <w:left w:type="dxa" w:w="140"/>
+              <w:bottom w:type="dxa" w:w="100"/>
+              <w:right w:type="dxa" w:w="140"/>
+            </w:tcMar>
+            <w:vAlign w:val="top"/>
+          </w:tcPr>
+          <w:p>
+            <w:pPr>
+              <w:spacing w:after="0" w:line="280"/>
+              <w:jc w:val="left"/>
+            </w:pPr>
+            <w:r>
+              <w:rPr>
+                <w:b w:val="false"/>
+                <w:bCs w:val="false"/>
+              </w:rPr>
+              <w:t xml:space="preserve">Use r/ChangeMyView's explicit Δ awards as a binary persuasion label. Initialize agents with real CMV original posts; replay actual arguments that did vs. did not earn a Δ; check whether the simulated agent “awards the delta” at the same rate humans did.</w:t>
+            </w:r>
+          </w:p>
+        </w:tc>
+        <w:tc>
+          <w:tcPr>
+            <w:tcW w:type="dxa" w:w="3640"/>
+            <w:tcBorders>
+              <w:top w:val="single" w:color="BFBFBF" w:sz="4"/>
+              <w:left w:val="single" w:color="BFBFBF" w:sz="4"/>
+              <w:bottom w:val="single" w:color="BFBFBF" w:sz="4"/>
+              <w:right w:val="single" w:color="BFBFBF" w:sz="4"/>
+            </w:tcBorders>
+            <w:shd w:fill="FAF8F4" w:val="clear"/>
+            <w:tcMar>
+              <w:top w:type="dxa" w:w="100"/>
+              <w:left w:type="dxa" w:w="140"/>
+              <w:bottom w:type="dxa" w:w="100"/>
+              <w:right w:type="dxa" w:w="140"/>
+            </w:tcMar>
+            <w:vAlign w:val="top"/>
+          </w:tcPr>
+          <w:p>
+            <w:pPr>
+              <w:spacing w:after="0" w:line="280"/>
+              <w:jc w:val="left"/>
+            </w:pPr>
+            <w:r>
+              <w:rPr>
+                <w:b w:val="false"/>
+                <w:bCs w:val="false"/>
+              </w:rPr>
+              <w:t xml:space="preserve">Per-topic-category Δ-award rate within ± 5 percentage points of human ground truth; AUC ≥ 0.70 on predicting human Δ-award from simulated agent's response. This is the killer test: it converts “is the sim believable?” into a binary classification problem with a known label.</w:t>
+            </w:r>
+          </w:p>
+        </w:tc>
+      </w:tr>
+    </w:tbl>
+    <w:p>
+      <w:pPr>
+        <w:spacing w:after="120"/>
+      </w:pPr>
+      <w:r>
+        <w:t xml:space="preserve"/>
+      </w:r>
+    </w:p>
+    <w:p>
+      <w:pPr>
+        <w:spacing w:after="120" w:line="320"/>
+      </w:pPr>
+      <w:r>
+        <w:rPr>
+          <w:b/>
+          <w:bCs/>
+          <w:i w:val="false"/>
+          <w:iCs w:val="false"/>
+        </w:rPr>
+        <w:t xml:space="preserve">The third layer is the one that closes the loop. </w:t>
+      </w:r>
+      <w:r>
+        <w:rPr>
+          <w:b w:val="false"/>
+          <w:bCs w:val="false"/>
+          <w:i w:val="false"/>
+          <w:iCs w:val="false"/>
+        </w:rPr>
+        <w:t xml:space="preserve">Without ChangeMyView, this work is one more LLM-agent simulation that </w:t>
+      </w:r>
+      <w:r>
+        <w:rPr>
+          <w:b w:val="false"/>
+          <w:bCs w:val="false"/>
+          <w:i/>
+          <w:iCs/>
+        </w:rPr>
+        <w:t xml:space="preserve">looks</w:t>
+      </w:r>
+      <w:r>
+        <w:rPr>
+          <w:b w:val="false"/>
+          <w:bCs w:val="false"/>
+          <w:i w:val="false"/>
+          <w:iCs w:val="false"/>
+        </w:rPr>
+        <w:t xml:space="preserve"> plausible. With it, we can point at every simulation result and say “the agentic audience reproduces real human persuasion outcomes within X percentage points on a labeled dataset of 3,051 conversations.”</w:t>
+      </w:r>
+    </w:p>
+    <w:p>
+      <w:pPr>
+        <w:spacing w:after="120"/>
+      </w:pPr>
+      <w:r>
+        <w:t xml:space="preserve"/>
+      </w:r>
+    </w:p>
+    <w:p>
+      <w:pPr>
+        <w:pStyle w:val="Heading3"/>
+      </w:pPr>
+      <w:r>
+        <w:t xml:space="preserve">B.  Three tiers of metrics</w:t>
+      </w:r>
+    </w:p>
+    <w:p>
+      <w:pPr>
+        <w:spacing w:after="120" w:line="320"/>
+      </w:pPr>
+      <w:r>
+        <w:rPr>
+          <w:b w:val="false"/>
+          <w:bCs w:val="false"/>
+          <w:i w:val="false"/>
+          <w:iCs w:val="false"/>
+        </w:rPr>
+        <w:t xml:space="preserve">Metrics live in three tiers, used at different stages of the pipeline. Tier 1 says whether the simulation matches reality (calibration). Tier 2 measures the effect of a persuasion lever once the simulation is calibrated. Tier 3 captures quality and side-effects, including the Hackenburg persuasion-accuracy tradeoff.</w:t>
+      </w:r>
+    </w:p>
+    <w:tbl>
+      <w:tblPr>
+        <w:tblW w:type="dxa" w:w="10080"/>
+        <w:tblBorders>
+          <w:top w:val="single" w:color="auto" w:sz="4"/>
+          <w:left w:val="single" w:color="auto" w:sz="4"/>
+          <w:bottom w:val="single" w:color="auto" w:sz="4"/>
+          <w:right w:val="single" w:color="auto" w:sz="4"/>
+          <w:insideH w:val="single" w:color="auto" w:sz="4"/>
+          <w:insideV w:val="single" w:color="auto" w:sz="4"/>
+        </w:tblBorders>
+      </w:tblPr>
+      <w:tblGrid>
+        <w:gridCol w:w="1100"/>
+        <w:gridCol w:w="2000"/>
+        <w:gridCol w:w="2700"/>
+        <w:gridCol w:w="4280"/>
+      </w:tblGrid>
+      <w:tr>
+        <w:trPr>
+          <w:tblHeader/>
+        </w:trPr>
+        <w:tc>
+          <w:tcPr>
+            <w:tcW w:type="dxa" w:w="1100"/>
+            <w:tcBorders>
+              <w:top w:val="single" w:color="BFBFBF" w:sz="4"/>
+              <w:left w:val="single" w:color="BFBFBF" w:sz="4"/>
+              <w:bottom w:val="single" w:color="BFBFBF" w:sz="4"/>
+              <w:right w:val="single" w:color="BFBFBF" w:sz="4"/>
+            </w:tcBorders>
+            <w:shd w:fill="B85D2E" w:val="clear"/>
+            <w:tcMar>
+              <w:top w:type="dxa" w:w="100"/>
+              <w:left w:type="dxa" w:w="140"/>
+              <w:bottom w:type="dxa" w:w="100"/>
+              <w:right w:type="dxa" w:w="140"/>
+            </w:tcMar>
+            <w:vAlign w:val="top"/>
+          </w:tcPr>
+          <w:p>
+            <w:pPr>
+              <w:spacing w:after="0" w:line="280"/>
+              <w:jc w:val="center"/>
+            </w:pPr>
+            <w:r>
+              <w:rPr>
+                <w:b/>
+                <w:bCs/>
+                <w:color w:val="FFFFFF"/>
+              </w:rPr>
+              <w:t xml:space="preserve">Tier</w:t>
+            </w:r>
+          </w:p>
+        </w:tc>
+        <w:tc>
+          <w:tcPr>
+            <w:tcW w:type="dxa" w:w="2000"/>
+            <w:tcBorders>
+              <w:top w:val="single" w:color="BFBFBF" w:sz="4"/>
+              <w:left w:val="single" w:color="BFBFBF" w:sz="4"/>
+              <w:bottom w:val="single" w:color="BFBFBF" w:sz="4"/>
+              <w:right w:val="single" w:color="BFBFBF" w:sz="4"/>
+            </w:tcBorders>
+            <w:shd w:fill="B85D2E" w:val="clear"/>
+            <w:tcMar>
+              <w:top w:type="dxa" w:w="100"/>
+              <w:left w:type="dxa" w:w="140"/>
+              <w:bottom w:type="dxa" w:w="100"/>
+              <w:right w:type="dxa" w:w="140"/>
+            </w:tcMar>
+            <w:vAlign w:val="top"/>
+          </w:tcPr>
+          <w:p>
+            <w:pPr>
+              <w:spacing w:after="0" w:line="280"/>
+              <w:jc w:val="left"/>
+            </w:pPr>
+            <w:r>
+              <w:rPr>
+                <w:b/>
+                <w:bCs/>
+                <w:color w:val="FFFFFF"/>
+              </w:rPr>
+              <w:t xml:space="preserve">Purpose</w:t>
+            </w:r>
+          </w:p>
+        </w:tc>
+        <w:tc>
+          <w:tcPr>
+            <w:tcW w:type="dxa" w:w="2700"/>
+            <w:tcBorders>
+              <w:top w:val="single" w:color="BFBFBF" w:sz="4"/>
+              <w:left w:val="single" w:color="BFBFBF" w:sz="4"/>
+              <w:bottom w:val="single" w:color="BFBFBF" w:sz="4"/>
+              <w:right w:val="single" w:color="BFBFBF" w:sz="4"/>
+            </w:tcBorders>
+            <w:shd w:fill="B85D2E" w:val="clear"/>
+            <w:tcMar>
+              <w:top w:type="dxa" w:w="100"/>
+              <w:left w:type="dxa" w:w="140"/>
+              <w:bottom w:type="dxa" w:w="100"/>
+              <w:right w:type="dxa" w:w="140"/>
+            </w:tcMar>
+            <w:vAlign w:val="top"/>
+          </w:tcPr>
+          <w:p>
+            <w:pPr>
+              <w:spacing w:after="0" w:line="280"/>
+              <w:jc w:val="left"/>
+            </w:pPr>
+            <w:r>
+              <w:rPr>
+                <w:b/>
+                <w:bCs/>
+                <w:color w:val="FFFFFF"/>
+              </w:rPr>
+              <w:t xml:space="preserve">Metric</w:t>
+            </w:r>
+          </w:p>
+        </w:tc>
+        <w:tc>
+          <w:tcPr>
+            <w:tcW w:type="dxa" w:w="4280"/>
+            <w:tcBorders>
+              <w:top w:val="single" w:color="BFBFBF" w:sz="4"/>
+              <w:left w:val="single" w:color="BFBFBF" w:sz="4"/>
+              <w:bottom w:val="single" w:color="BFBFBF" w:sz="4"/>
+              <w:right w:val="single" w:color="BFBFBF" w:sz="4"/>
+            </w:tcBorders>
+            <w:shd w:fill="B85D2E" w:val="clear"/>
+            <w:tcMar>
+              <w:top w:type="dxa" w:w="100"/>
+              <w:left w:type="dxa" w:w="140"/>
+              <w:bottom w:type="dxa" w:w="100"/>
+              <w:right w:type="dxa" w:w="140"/>
+            </w:tcMar>
+            <w:vAlign w:val="top"/>
+          </w:tcPr>
+          <w:p>
+            <w:pPr>
+              <w:spacing w:after="0" w:line="280"/>
+              <w:jc w:val="left"/>
+            </w:pPr>
+            <w:r>
+              <w:rPr>
+                <w:b/>
+                <w:bCs/>
+                <w:color w:val="FFFFFF"/>
+              </w:rPr>
+              <w:t xml:space="preserve">Definition</w:t>
+            </w:r>
+          </w:p>
+        </w:tc>
+      </w:tr>
+      <w:tr>
+        <w:tc>
+          <w:tcPr>
+            <w:tcW w:type="dxa" w:w="1100"/>
+            <w:tcBorders>
+              <w:top w:val="single" w:color="BFBFBF" w:sz="4"/>
+              <w:left w:val="single" w:color="BFBFBF" w:sz="4"/>
+              <w:bottom w:val="single" w:color="BFBFBF" w:sz="4"/>
+              <w:right w:val="single" w:color="BFBFBF" w:sz="4"/>
+            </w:tcBorders>
+            <w:shd w:fill="FAF8F4" w:val="clear"/>
+            <w:tcMar>
+              <w:top w:type="dxa" w:w="100"/>
+              <w:left w:type="dxa" w:w="140"/>
+              <w:bottom w:type="dxa" w:w="100"/>
+              <w:right w:type="dxa" w:w="140"/>
+            </w:tcMar>
+            <w:vAlign w:val="top"/>
+          </w:tcPr>
+          <w:p>
+            <w:pPr>
+              <w:spacing w:after="0" w:line="280"/>
+              <w:jc w:val="center"/>
+            </w:pPr>
+            <w:r>
+              <w:rPr>
+                <w:b/>
+                <w:bCs/>
+                <w:color w:val="B85D2E"/>
+              </w:rPr>
+              <w:t xml:space="preserve">TIER 1</w:t>
+            </w:r>
+          </w:p>
+        </w:tc>
+        <w:tc>
+          <w:tcPr>
+            <w:tcW w:type="dxa" w:w="2000"/>
+            <w:tcBorders>
+              <w:top w:val="single" w:color="BFBFBF" w:sz="4"/>
+              <w:left w:val="single" w:color="BFBFBF" w:sz="4"/>
+              <w:bottom w:val="single" w:color="BFBFBF" w:sz="4"/>
+              <w:right w:val="single" w:color="BFBFBF" w:sz="4"/>
+            </w:tcBorders>
+            <w:shd w:fill="FAF8F4" w:val="clear"/>
+            <w:tcMar>
+              <w:top w:type="dxa" w:w="100"/>
+              <w:left w:type="dxa" w:w="140"/>
+              <w:bottom w:type="dxa" w:w="100"/>
+              <w:right w:type="dxa" w:w="140"/>
+            </w:tcMar>
+            <w:vAlign w:val="top"/>
+          </w:tcPr>
+          <w:p>
+            <w:pPr>
+              <w:spacing w:after="0" w:line="280"/>
+              <w:jc w:val="left"/>
+            </w:pPr>
+            <w:r>
+              <w:rPr>
+                <w:b w:val="false"/>
+                <w:bCs w:val="false"/>
+              </w:rPr>
+              <w:t xml:space="preserve">Calibration</w:t>
+            </w:r>
+          </w:p>
+        </w:tc>
+        <w:tc>
+          <w:tcPr>
+            <w:tcW w:type="dxa" w:w="2700"/>
+            <w:tcBorders>
+              <w:top w:val="single" w:color="BFBFBF" w:sz="4"/>
+              <w:left w:val="single" w:color="BFBFBF" w:sz="4"/>
+              <w:bottom w:val="single" w:color="BFBFBF" w:sz="4"/>
+              <w:right w:val="single" w:color="BFBFBF" w:sz="4"/>
+            </w:tcBorders>
+            <w:shd w:fill="FAF8F4" w:val="clear"/>
+            <w:tcMar>
+              <w:top w:type="dxa" w:w="100"/>
+              <w:left w:type="dxa" w:w="140"/>
+              <w:bottom w:type="dxa" w:w="100"/>
+              <w:right w:type="dxa" w:w="140"/>
+            </w:tcMar>
+            <w:vAlign w:val="top"/>
+          </w:tcPr>
+          <w:p>
+            <w:pPr>
+              <w:spacing w:after="0" w:line="280"/>
+              <w:jc w:val="left"/>
+            </w:pPr>
+            <w:r>
+              <w:rPr>
+                <w:b/>
+                <w:bCs/>
+              </w:rPr>
+              <w:t xml:space="preserve">2-Wasserstein on coefficient distributions</w:t>
+            </w:r>
+          </w:p>
+        </w:tc>
+        <w:tc>
+          <w:tcPr>
+            <w:tcW w:type="dxa" w:w="4280"/>
+            <w:tcBorders>
+              <w:top w:val="single" w:color="BFBFBF" w:sz="4"/>
+              <w:left w:val="single" w:color="BFBFBF" w:sz="4"/>
+              <w:bottom w:val="single" w:color="BFBFBF" w:sz="4"/>
+              <w:right w:val="single" w:color="BFBFBF" w:sz="4"/>
+            </w:tcBorders>
+            <w:shd w:fill="FAF8F4" w:val="clear"/>
+            <w:tcMar>
+              <w:top w:type="dxa" w:w="100"/>
+              <w:left w:type="dxa" w:w="140"/>
+              <w:bottom w:type="dxa" w:w="100"/>
+              <w:right w:type="dxa" w:w="140"/>
+            </w:tcMar>
+            <w:vAlign w:val="top"/>
+          </w:tcPr>
+          <w:p>
+            <w:pPr>
+              <w:spacing w:after="0" w:line="280"/>
+              <w:jc w:val="left"/>
+            </w:pPr>
+            <w:r>
+              <w:rPr>
+                <w:b w:val="false"/>
+                <w:bCs w:val="false"/>
+              </w:rPr>
+              <w:t xml:space="preserve">Distance between simulated and real PINN-coefficient distributions, per prior. Lower is better.</w:t>
+            </w:r>
+          </w:p>
+        </w:tc>
+      </w:tr>
+      <w:tr>
+        <w:tc>
+          <w:tcPr>
+            <w:tcW w:type="dxa" w:w="1100"/>
+            <w:tcBorders>
+              <w:top w:val="single" w:color="BFBFBF" w:sz="4"/>
+              <w:left w:val="single" w:color="BFBFBF" w:sz="4"/>
+              <w:bottom w:val="single" w:color="BFBFBF" w:sz="4"/>
+              <w:right w:val="single" w:color="BFBFBF" w:sz="4"/>
+            </w:tcBorders>
+            <w:shd w:fill="FFFFFF" w:val="clear"/>
+            <w:tcMar>
+              <w:top w:type="dxa" w:w="100"/>
+              <w:left w:type="dxa" w:w="140"/>
+              <w:bottom w:type="dxa" w:w="100"/>
+              <w:right w:type="dxa" w:w="140"/>
+            </w:tcMar>
+            <w:vAlign w:val="top"/>
+          </w:tcPr>
+          <w:p>
+            <w:pPr>
+              <w:spacing w:after="0" w:line="280"/>
+              <w:jc w:val="center"/>
+            </w:pPr>
+            <w:r>
+              <w:rPr>
+                <w:b/>
+                <w:bCs/>
+                <w:color w:val="B85D2E"/>
+              </w:rPr>
+              <w:t xml:space="preserve">TIER 1</w:t>
+            </w:r>
+          </w:p>
+        </w:tc>
+        <w:tc>
+          <w:tcPr>
+            <w:tcW w:type="dxa" w:w="2000"/>
+            <w:tcBorders>
+              <w:top w:val="single" w:color="BFBFBF" w:sz="4"/>
+              <w:left w:val="single" w:color="BFBFBF" w:sz="4"/>
+              <w:bottom w:val="single" w:color="BFBFBF" w:sz="4"/>
+              <w:right w:val="single" w:color="BFBFBF" w:sz="4"/>
+            </w:tcBorders>
+            <w:shd w:fill="FFFFFF" w:val="clear"/>
+            <w:tcMar>
+              <w:top w:type="dxa" w:w="100"/>
+              <w:left w:type="dxa" w:w="140"/>
+              <w:bottom w:type="dxa" w:w="100"/>
+              <w:right w:type="dxa" w:w="140"/>
+            </w:tcMar>
+            <w:vAlign w:val="top"/>
+          </w:tcPr>
+          <w:p>
+            <w:pPr>
+              <w:spacing w:after="0" w:line="280"/>
+              <w:jc w:val="left"/>
+            </w:pPr>
+            <w:r>
+              <w:rPr>
+                <w:b w:val="false"/>
+                <w:bCs w:val="false"/>
+              </w:rPr>
+              <w:t xml:space="preserve">Calibration</w:t>
+            </w:r>
+          </w:p>
+        </w:tc>
+        <w:tc>
+          <w:tcPr>
+            <w:tcW w:type="dxa" w:w="2700"/>
+            <w:tcBorders>
+              <w:top w:val="single" w:color="BFBFBF" w:sz="4"/>
+              <w:left w:val="single" w:color="BFBFBF" w:sz="4"/>
+              <w:bottom w:val="single" w:color="BFBFBF" w:sz="4"/>
+              <w:right w:val="single" w:color="BFBFBF" w:sz="4"/>
+            </w:tcBorders>
+            <w:shd w:fill="FFFFFF" w:val="clear"/>
+            <w:tcMar>
+              <w:top w:type="dxa" w:w="100"/>
+              <w:left w:type="dxa" w:w="140"/>
+              <w:bottom w:type="dxa" w:w="100"/>
+              <w:right w:type="dxa" w:w="140"/>
+            </w:tcMar>
+            <w:vAlign w:val="top"/>
+          </w:tcPr>
+          <w:p>
+            <w:pPr>
+              <w:spacing w:after="0" w:line="280"/>
+              <w:jc w:val="left"/>
+            </w:pPr>
+            <w:r>
+              <w:rPr>
+                <w:b/>
+                <w:bCs/>
+              </w:rPr>
+              <w:t xml:space="preserve">Cascade-time KS statistic</w:t>
+            </w:r>
+          </w:p>
+        </w:tc>
+        <w:tc>
+          <w:tcPr>
+            <w:tcW w:type="dxa" w:w="4280"/>
+            <w:tcBorders>
+              <w:top w:val="single" w:color="BFBFBF" w:sz="4"/>
+              <w:left w:val="single" w:color="BFBFBF" w:sz="4"/>
+              <w:bottom w:val="single" w:color="BFBFBF" w:sz="4"/>
+              <w:right w:val="single" w:color="BFBFBF" w:sz="4"/>
+            </w:tcBorders>
+            <w:shd w:fill="FFFFFF" w:val="clear"/>
+            <w:tcMar>
+              <w:top w:type="dxa" w:w="100"/>
+              <w:left w:type="dxa" w:w="140"/>
+              <w:bottom w:type="dxa" w:w="100"/>
+              <w:right w:type="dxa" w:w="140"/>
+            </w:tcMar>
+            <w:vAlign w:val="top"/>
+          </w:tcPr>
+          <w:p>
+            <w:pPr>
+              <w:spacing w:after="0" w:line="280"/>
+              <w:jc w:val="left"/>
+            </w:pPr>
+            <w:r>
+              <w:rPr>
+                <w:b w:val="false"/>
+                <w:bCs w:val="false"/>
+              </w:rPr>
+              <w:t xml:space="preserve">Kolmogorov-Smirnov test between simulated and real time-to-half-reach distributions for polarizing posts.</w:t>
+            </w:r>
+          </w:p>
+        </w:tc>
+      </w:tr>
+      <w:tr>
+        <w:tc>
+          <w:tcPr>
+            <w:tcW w:type="dxa" w:w="1100"/>
+            <w:tcBorders>
+              <w:top w:val="single" w:color="BFBFBF" w:sz="4"/>
+              <w:left w:val="single" w:color="BFBFBF" w:sz="4"/>
+              <w:bottom w:val="single" w:color="BFBFBF" w:sz="4"/>
+              <w:right w:val="single" w:color="BFBFBF" w:sz="4"/>
+            </w:tcBorders>
+            <w:shd w:fill="FAF8F4" w:val="clear"/>
+            <w:tcMar>
+              <w:top w:type="dxa" w:w="100"/>
+              <w:left w:type="dxa" w:w="140"/>
+              <w:bottom w:type="dxa" w:w="100"/>
+              <w:right w:type="dxa" w:w="140"/>
+            </w:tcMar>
+            <w:vAlign w:val="top"/>
+          </w:tcPr>
+          <w:p>
+            <w:pPr>
+              <w:spacing w:after="0" w:line="280"/>
+              <w:jc w:val="center"/>
+            </w:pPr>
+            <w:r>
+              <w:rPr>
+                <w:b/>
+                <w:bCs/>
+                <w:color w:val="B85D2E"/>
+              </w:rPr>
+              <w:t xml:space="preserve">TIER 1</w:t>
+            </w:r>
+          </w:p>
+        </w:tc>
+        <w:tc>
+          <w:tcPr>
+            <w:tcW w:type="dxa" w:w="2000"/>
+            <w:tcBorders>
+              <w:top w:val="single" w:color="BFBFBF" w:sz="4"/>
+              <w:left w:val="single" w:color="BFBFBF" w:sz="4"/>
+              <w:bottom w:val="single" w:color="BFBFBF" w:sz="4"/>
+              <w:right w:val="single" w:color="BFBFBF" w:sz="4"/>
+            </w:tcBorders>
+            <w:shd w:fill="FAF8F4" w:val="clear"/>
+            <w:tcMar>
+              <w:top w:type="dxa" w:w="100"/>
+              <w:left w:type="dxa" w:w="140"/>
+              <w:bottom w:type="dxa" w:w="100"/>
+              <w:right w:type="dxa" w:w="140"/>
+            </w:tcMar>
+            <w:vAlign w:val="top"/>
+          </w:tcPr>
+          <w:p>
+            <w:pPr>
+              <w:spacing w:after="0" w:line="280"/>
+              <w:jc w:val="left"/>
+            </w:pPr>
+            <w:r>
+              <w:rPr>
+                <w:b w:val="false"/>
+                <w:bCs w:val="false"/>
+              </w:rPr>
+              <w:t xml:space="preserve">Calibration</w:t>
+            </w:r>
+          </w:p>
+        </w:tc>
+        <w:tc>
+          <w:tcPr>
+            <w:tcW w:type="dxa" w:w="2700"/>
+            <w:tcBorders>
+              <w:top w:val="single" w:color="BFBFBF" w:sz="4"/>
+              <w:left w:val="single" w:color="BFBFBF" w:sz="4"/>
+              <w:bottom w:val="single" w:color="BFBFBF" w:sz="4"/>
+              <w:right w:val="single" w:color="BFBFBF" w:sz="4"/>
+            </w:tcBorders>
+            <w:shd w:fill="FAF8F4" w:val="clear"/>
+            <w:tcMar>
+              <w:top w:type="dxa" w:w="100"/>
+              <w:left w:type="dxa" w:w="140"/>
+              <w:bottom w:type="dxa" w:w="100"/>
+              <w:right w:type="dxa" w:w="140"/>
+            </w:tcMar>
+            <w:vAlign w:val="top"/>
+          </w:tcPr>
+          <w:p>
+            <w:pPr>
+              <w:spacing w:after="0" w:line="280"/>
+              <w:jc w:val="left"/>
+            </w:pPr>
+            <w:r>
+              <w:rPr>
+                <w:b/>
+                <w:bCs/>
+              </w:rPr>
+              <w:t xml:space="preserve">DTW on sentiment trajectories</w:t>
+            </w:r>
+          </w:p>
+        </w:tc>
+        <w:tc>
+          <w:tcPr>
+            <w:tcW w:type="dxa" w:w="4280"/>
+            <w:tcBorders>
+              <w:top w:val="single" w:color="BFBFBF" w:sz="4"/>
+              <w:left w:val="single" w:color="BFBFBF" w:sz="4"/>
+              <w:bottom w:val="single" w:color="BFBFBF" w:sz="4"/>
+              <w:right w:val="single" w:color="BFBFBF" w:sz="4"/>
+            </w:tcBorders>
+            <w:shd w:fill="FAF8F4" w:val="clear"/>
+            <w:tcMar>
+              <w:top w:type="dxa" w:w="100"/>
+              <w:left w:type="dxa" w:w="140"/>
+              <w:bottom w:type="dxa" w:w="100"/>
+              <w:right w:type="dxa" w:w="140"/>
+            </w:tcMar>
+            <w:vAlign w:val="top"/>
+          </w:tcPr>
+          <w:p>
+            <w:pPr>
+              <w:spacing w:after="0" w:line="280"/>
+              <w:jc w:val="left"/>
+            </w:pPr>
+            <w:r>
+              <w:rPr>
+                <w:b w:val="false"/>
+                <w:bCs w:val="false"/>
+              </w:rPr>
+              <w:t xml:space="preserve">Normalized dynamic-time-warping distance between simulated and real per-user uᵢ(t) curves.</w:t>
+            </w:r>
+          </w:p>
+        </w:tc>
+      </w:tr>
+      <w:tr>
+        <w:tc>
+          <w:tcPr>
+            <w:tcW w:type="dxa" w:w="1100"/>
+            <w:tcBorders>
+              <w:top w:val="single" w:color="BFBFBF" w:sz="4"/>
+              <w:left w:val="single" w:color="BFBFBF" w:sz="4"/>
+              <w:bottom w:val="single" w:color="BFBFBF" w:sz="4"/>
+              <w:right w:val="single" w:color="BFBFBF" w:sz="4"/>
+            </w:tcBorders>
+            <w:shd w:fill="FFFFFF" w:val="clear"/>
+            <w:tcMar>
+              <w:top w:type="dxa" w:w="100"/>
+              <w:left w:type="dxa" w:w="140"/>
+              <w:bottom w:type="dxa" w:w="100"/>
+              <w:right w:type="dxa" w:w="140"/>
+            </w:tcMar>
+            <w:vAlign w:val="top"/>
+          </w:tcPr>
+          <w:p>
+            <w:pPr>
+              <w:spacing w:after="0" w:line="280"/>
+              <w:jc w:val="center"/>
+            </w:pPr>
+            <w:r>
+              <w:rPr>
+                <w:b/>
+                <w:bCs/>
+                <w:color w:val="B85D2E"/>
+              </w:rPr>
+              <w:t xml:space="preserve">TIER 1</w:t>
+            </w:r>
+          </w:p>
+        </w:tc>
+        <w:tc>
+          <w:tcPr>
+            <w:tcW w:type="dxa" w:w="2000"/>
+            <w:tcBorders>
+              <w:top w:val="single" w:color="BFBFBF" w:sz="4"/>
+              <w:left w:val="single" w:color="BFBFBF" w:sz="4"/>
+              <w:bottom w:val="single" w:color="BFBFBF" w:sz="4"/>
+              <w:right w:val="single" w:color="BFBFBF" w:sz="4"/>
+            </w:tcBorders>
+            <w:shd w:fill="FFFFFF" w:val="clear"/>
+            <w:tcMar>
+              <w:top w:type="dxa" w:w="100"/>
+              <w:left w:type="dxa" w:w="140"/>
+              <w:bottom w:type="dxa" w:w="100"/>
+              <w:right w:type="dxa" w:w="140"/>
+            </w:tcMar>
+            <w:vAlign w:val="top"/>
+          </w:tcPr>
+          <w:p>
+            <w:pPr>
+              <w:spacing w:after="0" w:line="280"/>
+              <w:jc w:val="left"/>
+            </w:pPr>
+            <w:r>
+              <w:rPr>
+                <w:b w:val="false"/>
+                <w:bCs w:val="false"/>
+              </w:rPr>
+              <w:t xml:space="preserve">Calibration</w:t>
+            </w:r>
+          </w:p>
+        </w:tc>
+        <w:tc>
+          <w:tcPr>
+            <w:tcW w:type="dxa" w:w="2700"/>
+            <w:tcBorders>
+              <w:top w:val="single" w:color="BFBFBF" w:sz="4"/>
+              <w:left w:val="single" w:color="BFBFBF" w:sz="4"/>
+              <w:bottom w:val="single" w:color="BFBFBF" w:sz="4"/>
+              <w:right w:val="single" w:color="BFBFBF" w:sz="4"/>
+            </w:tcBorders>
+            <w:shd w:fill="FFFFFF" w:val="clear"/>
+            <w:tcMar>
+              <w:top w:type="dxa" w:w="100"/>
+              <w:left w:type="dxa" w:w="140"/>
+              <w:bottom w:type="dxa" w:w="100"/>
+              <w:right w:type="dxa" w:w="140"/>
+            </w:tcMar>
+            <w:vAlign w:val="top"/>
+          </w:tcPr>
+          <w:p>
+            <w:pPr>
+              <w:spacing w:after="0" w:line="280"/>
+              <w:jc w:val="left"/>
+            </w:pPr>
+            <w:r>
+              <w:rPr>
+                <w:b/>
+                <w:bCs/>
+              </w:rPr>
+              <w:t xml:space="preserve">Spearman ρ on opinion-leader centrality</w:t>
+            </w:r>
+          </w:p>
+        </w:tc>
+        <w:tc>
+          <w:tcPr>
+            <w:tcW w:type="dxa" w:w="4280"/>
+            <w:tcBorders>
+              <w:top w:val="single" w:color="BFBFBF" w:sz="4"/>
+              <w:left w:val="single" w:color="BFBFBF" w:sz="4"/>
+              <w:bottom w:val="single" w:color="BFBFBF" w:sz="4"/>
+              <w:right w:val="single" w:color="BFBFBF" w:sz="4"/>
+            </w:tcBorders>
+            <w:shd w:fill="FFFFFF" w:val="clear"/>
+            <w:tcMar>
+              <w:top w:type="dxa" w:w="100"/>
+              <w:left w:type="dxa" w:w="140"/>
+              <w:bottom w:type="dxa" w:w="100"/>
+              <w:right w:type="dxa" w:w="140"/>
+            </w:tcMar>
+            <w:vAlign w:val="top"/>
+          </w:tcPr>
+          <w:p>
+            <w:pPr>
+              <w:spacing w:after="0" w:line="280"/>
+              <w:jc w:val="left"/>
+            </w:pPr>
+            <w:r>
+              <w:rPr>
+                <w:b w:val="false"/>
+                <w:bCs w:val="false"/>
+              </w:rPr>
+              <w:t xml:space="preserve">Rank correlation between simulated and real top-k users by attention received.</w:t>
+            </w:r>
+          </w:p>
+        </w:tc>
+      </w:tr>
+      <w:tr>
+        <w:tc>
+          <w:tcPr>
+            <w:tcW w:type="dxa" w:w="1100"/>
+            <w:tcBorders>
+              <w:top w:val="single" w:color="BFBFBF" w:sz="4"/>
+              <w:left w:val="single" w:color="BFBFBF" w:sz="4"/>
+              <w:bottom w:val="single" w:color="BFBFBF" w:sz="4"/>
+              <w:right w:val="single" w:color="BFBFBF" w:sz="4"/>
+            </w:tcBorders>
+            <w:shd w:fill="FAF8F4" w:val="clear"/>
+            <w:tcMar>
+              <w:top w:type="dxa" w:w="100"/>
+              <w:left w:type="dxa" w:w="140"/>
+              <w:bottom w:type="dxa" w:w="100"/>
+              <w:right w:type="dxa" w:w="140"/>
+            </w:tcMar>
+            <w:vAlign w:val="top"/>
+          </w:tcPr>
+          <w:p>
+            <w:pPr>
+              <w:spacing w:after="0" w:line="280"/>
+              <w:jc w:val="center"/>
+            </w:pPr>
+            <w:r>
+              <w:rPr>
+                <w:b/>
+                <w:bCs/>
+                <w:color w:val="B85D2E"/>
+              </w:rPr>
+              <w:t xml:space="preserve">TIER 1</w:t>
+            </w:r>
+          </w:p>
+        </w:tc>
+        <w:tc>
+          <w:tcPr>
+            <w:tcW w:type="dxa" w:w="2000"/>
+            <w:tcBorders>
+              <w:top w:val="single" w:color="BFBFBF" w:sz="4"/>
+              <w:left w:val="single" w:color="BFBFBF" w:sz="4"/>
+              <w:bottom w:val="single" w:color="BFBFBF" w:sz="4"/>
+              <w:right w:val="single" w:color="BFBFBF" w:sz="4"/>
+            </w:tcBorders>
+            <w:shd w:fill="FAF8F4" w:val="clear"/>
+            <w:tcMar>
+              <w:top w:type="dxa" w:w="100"/>
+              <w:left w:type="dxa" w:w="140"/>
+              <w:bottom w:type="dxa" w:w="100"/>
+              <w:right w:type="dxa" w:w="140"/>
+            </w:tcMar>
+            <w:vAlign w:val="top"/>
+          </w:tcPr>
+          <w:p>
+            <w:pPr>
+              <w:spacing w:after="0" w:line="280"/>
+              <w:jc w:val="left"/>
+            </w:pPr>
+            <w:r>
+              <w:rPr>
+                <w:b w:val="false"/>
+                <w:bCs w:val="false"/>
+              </w:rPr>
+              <w:t xml:space="preserve">Calibration</w:t>
+            </w:r>
+          </w:p>
+        </w:tc>
+        <w:tc>
+          <w:tcPr>
+            <w:tcW w:type="dxa" w:w="2700"/>
+            <w:tcBorders>
+              <w:top w:val="single" w:color="BFBFBF" w:sz="4"/>
+              <w:left w:val="single" w:color="BFBFBF" w:sz="4"/>
+              <w:bottom w:val="single" w:color="BFBFBF" w:sz="4"/>
+              <w:right w:val="single" w:color="BFBFBF" w:sz="4"/>
+            </w:tcBorders>
+            <w:shd w:fill="FAF8F4" w:val="clear"/>
+            <w:tcMar>
+              <w:top w:type="dxa" w:w="100"/>
+              <w:left w:type="dxa" w:w="140"/>
+              <w:bottom w:type="dxa" w:w="100"/>
+              <w:right w:type="dxa" w:w="140"/>
+            </w:tcMar>
+            <w:vAlign w:val="top"/>
+          </w:tcPr>
+          <w:p>
+            <w:pPr>
+              <w:spacing w:after="0" w:line="280"/>
+              <w:jc w:val="left"/>
+            </w:pPr>
+            <w:r>
+              <w:rPr>
+                <w:b/>
+                <w:bCs/>
+              </w:rPr>
+              <w:t xml:space="preserve">Δ-award rate per topic category</w:t>
+            </w:r>
+          </w:p>
+        </w:tc>
+        <w:tc>
+          <w:tcPr>
+            <w:tcW w:type="dxa" w:w="4280"/>
+            <w:tcBorders>
+              <w:top w:val="single" w:color="BFBFBF" w:sz="4"/>
+              <w:left w:val="single" w:color="BFBFBF" w:sz="4"/>
+              <w:bottom w:val="single" w:color="BFBFBF" w:sz="4"/>
+              <w:right w:val="single" w:color="BFBFBF" w:sz="4"/>
+            </w:tcBorders>
+            <w:shd w:fill="FAF8F4" w:val="clear"/>
+            <w:tcMar>
+              <w:top w:type="dxa" w:w="100"/>
+              <w:left w:type="dxa" w:w="140"/>
+              <w:bottom w:type="dxa" w:w="100"/>
+              <w:right w:type="dxa" w:w="140"/>
+            </w:tcMar>
+            <w:vAlign w:val="top"/>
+          </w:tcPr>
+          <w:p>
+            <w:pPr>
+              <w:spacing w:after="0" w:line="280"/>
+              <w:jc w:val="left"/>
+            </w:pPr>
+            <w:r>
+              <w:rPr>
+                <w:b w:val="false"/>
+                <w:bCs w:val="false"/>
+              </w:rPr>
+              <w:t xml:space="preserve">On the CMV ground-truth layer: simulated agent's Δ-award rate vs. human's, by topic.</w:t>
+            </w:r>
+          </w:p>
+        </w:tc>
+      </w:tr>
+      <w:tr>
+        <w:tc>
+          <w:tcPr>
+            <w:tcW w:type="dxa" w:w="1100"/>
+            <w:tcBorders>
+              <w:top w:val="single" w:color="BFBFBF" w:sz="4"/>
+              <w:left w:val="single" w:color="BFBFBF" w:sz="4"/>
+              <w:bottom w:val="single" w:color="BFBFBF" w:sz="4"/>
+              <w:right w:val="single" w:color="BFBFBF" w:sz="4"/>
+            </w:tcBorders>
+            <w:shd w:fill="FFFFFF" w:val="clear"/>
+            <w:tcMar>
+              <w:top w:type="dxa" w:w="100"/>
+              <w:left w:type="dxa" w:w="140"/>
+              <w:bottom w:type="dxa" w:w="100"/>
+              <w:right w:type="dxa" w:w="140"/>
+            </w:tcMar>
+            <w:vAlign w:val="top"/>
+          </w:tcPr>
+          <w:p>
+            <w:pPr>
+              <w:spacing w:after="0" w:line="280"/>
+              <w:jc w:val="center"/>
+            </w:pPr>
+            <w:r>
+              <w:rPr>
+                <w:b/>
+                <w:bCs/>
+                <w:color w:val="B85D2E"/>
+              </w:rPr>
+              <w:t xml:space="preserve">TIER 2</w:t>
+            </w:r>
+          </w:p>
+        </w:tc>
+        <w:tc>
+          <w:tcPr>
+            <w:tcW w:type="dxa" w:w="2000"/>
+            <w:tcBorders>
+              <w:top w:val="single" w:color="BFBFBF" w:sz="4"/>
+              <w:left w:val="single" w:color="BFBFBF" w:sz="4"/>
+              <w:bottom w:val="single" w:color="BFBFBF" w:sz="4"/>
+              <w:right w:val="single" w:color="BFBFBF" w:sz="4"/>
+            </w:tcBorders>
+            <w:shd w:fill="FFFFFF" w:val="clear"/>
+            <w:tcMar>
+              <w:top w:type="dxa" w:w="100"/>
+              <w:left w:type="dxa" w:w="140"/>
+              <w:bottom w:type="dxa" w:w="100"/>
+              <w:right w:type="dxa" w:w="140"/>
+            </w:tcMar>
+            <w:vAlign w:val="top"/>
+          </w:tcPr>
+          <w:p>
+            <w:pPr>
+              <w:spacing w:after="0" w:line="280"/>
+              <w:jc w:val="left"/>
+            </w:pPr>
+            <w:r>
+              <w:rPr>
+                <w:b w:val="false"/>
+                <w:bCs w:val="false"/>
+              </w:rPr>
+              <w:t xml:space="preserve">Persuasion effect</w:t>
+            </w:r>
+          </w:p>
+        </w:tc>
+        <w:tc>
+          <w:tcPr>
+            <w:tcW w:type="dxa" w:w="2700"/>
+            <w:tcBorders>
+              <w:top w:val="single" w:color="BFBFBF" w:sz="4"/>
+              <w:left w:val="single" w:color="BFBFBF" w:sz="4"/>
+              <w:bottom w:val="single" w:color="BFBFBF" w:sz="4"/>
+              <w:right w:val="single" w:color="BFBFBF" w:sz="4"/>
+            </w:tcBorders>
+            <w:shd w:fill="FFFFFF" w:val="clear"/>
+            <w:tcMar>
+              <w:top w:type="dxa" w:w="100"/>
+              <w:left w:type="dxa" w:w="140"/>
+              <w:bottom w:type="dxa" w:w="100"/>
+              <w:right w:type="dxa" w:w="140"/>
+            </w:tcMar>
+            <w:vAlign w:val="top"/>
+          </w:tcPr>
+          <w:p>
+            <w:pPr>
+              <w:spacing w:after="0" w:line="280"/>
+              <w:jc w:val="left"/>
+            </w:pPr>
+            <w:r>
+              <w:rPr>
+                <w:b/>
+                <w:bCs/>
+              </w:rPr>
+              <w:t xml:space="preserve">ΔAttitudeₘₑₐₙ</w:t>
+            </w:r>
+          </w:p>
+        </w:tc>
+        <w:tc>
+          <w:tcPr>
+            <w:tcW w:type="dxa" w:w="4280"/>
+            <w:tcBorders>
+              <w:top w:val="single" w:color="BFBFBF" w:sz="4"/>
+              <w:left w:val="single" w:color="BFBFBF" w:sz="4"/>
+              <w:bottom w:val="single" w:color="BFBFBF" w:sz="4"/>
+              <w:right w:val="single" w:color="BFBFBF" w:sz="4"/>
+            </w:tcBorders>
+            <w:shd w:fill="FFFFFF" w:val="clear"/>
+            <w:tcMar>
+              <w:top w:type="dxa" w:w="100"/>
+              <w:left w:type="dxa" w:w="140"/>
+              <w:bottom w:type="dxa" w:w="100"/>
+              <w:right w:type="dxa" w:w="140"/>
+            </w:tcMar>
+            <w:vAlign w:val="top"/>
+          </w:tcPr>
+          <w:p>
+            <w:pPr>
+              <w:spacing w:after="0" w:line="280"/>
+              <w:jc w:val="left"/>
+            </w:pPr>
+            <w:r>
+              <w:rPr>
+                <w:b w:val="false"/>
+                <w:bCs w:val="false"/>
+              </w:rPr>
+              <w:t xml:space="preserve">Mean change in uᵢ across non-persuader agents over the persuasion window. The Hackenburg analog.</w:t>
+            </w:r>
+          </w:p>
+        </w:tc>
+      </w:tr>
+      <w:tr>
+        <w:tc>
+          <w:tcPr>
+            <w:tcW w:type="dxa" w:w="1100"/>
+            <w:tcBorders>
+              <w:top w:val="single" w:color="BFBFBF" w:sz="4"/>
+              <w:left w:val="single" w:color="BFBFBF" w:sz="4"/>
+              <w:bottom w:val="single" w:color="BFBFBF" w:sz="4"/>
+              <w:right w:val="single" w:color="BFBFBF" w:sz="4"/>
+            </w:tcBorders>
+            <w:shd w:fill="FAF8F4" w:val="clear"/>
+            <w:tcMar>
+              <w:top w:type="dxa" w:w="100"/>
+              <w:left w:type="dxa" w:w="140"/>
+              <w:bottom w:type="dxa" w:w="100"/>
+              <w:right w:type="dxa" w:w="140"/>
+            </w:tcMar>
+            <w:vAlign w:val="top"/>
+          </w:tcPr>
+          <w:p>
+            <w:pPr>
+              <w:spacing w:after="0" w:line="280"/>
+              <w:jc w:val="center"/>
+            </w:pPr>
+            <w:r>
+              <w:rPr>
+                <w:b/>
+                <w:bCs/>
+                <w:color w:val="B85D2E"/>
+              </w:rPr>
+              <w:t xml:space="preserve">TIER 2</w:t>
+            </w:r>
+          </w:p>
+        </w:tc>
+        <w:tc>
+          <w:tcPr>
+            <w:tcW w:type="dxa" w:w="2000"/>
+            <w:tcBorders>
+              <w:top w:val="single" w:color="BFBFBF" w:sz="4"/>
+              <w:left w:val="single" w:color="BFBFBF" w:sz="4"/>
+              <w:bottom w:val="single" w:color="BFBFBF" w:sz="4"/>
+              <w:right w:val="single" w:color="BFBFBF" w:sz="4"/>
+            </w:tcBorders>
+            <w:shd w:fill="FAF8F4" w:val="clear"/>
+            <w:tcMar>
+              <w:top w:type="dxa" w:w="100"/>
+              <w:left w:type="dxa" w:w="140"/>
+              <w:bottom w:type="dxa" w:w="100"/>
+              <w:right w:type="dxa" w:w="140"/>
+            </w:tcMar>
+            <w:vAlign w:val="top"/>
+          </w:tcPr>
+          <w:p>
+            <w:pPr>
+              <w:spacing w:after="0" w:line="280"/>
+              <w:jc w:val="left"/>
+            </w:pPr>
+            <w:r>
+              <w:rPr>
+                <w:b w:val="false"/>
+                <w:bCs w:val="false"/>
+              </w:rPr>
+              <w:t xml:space="preserve">Persuasion effect</w:t>
+            </w:r>
+          </w:p>
+        </w:tc>
+        <w:tc>
+          <w:tcPr>
+            <w:tcW w:type="dxa" w:w="2700"/>
+            <w:tcBorders>
+              <w:top w:val="single" w:color="BFBFBF" w:sz="4"/>
+              <w:left w:val="single" w:color="BFBFBF" w:sz="4"/>
+              <w:bottom w:val="single" w:color="BFBFBF" w:sz="4"/>
+              <w:right w:val="single" w:color="BFBFBF" w:sz="4"/>
+            </w:tcBorders>
+            <w:shd w:fill="FAF8F4" w:val="clear"/>
+            <w:tcMar>
+              <w:top w:type="dxa" w:w="100"/>
+              <w:left w:type="dxa" w:w="140"/>
+              <w:bottom w:type="dxa" w:w="100"/>
+              <w:right w:type="dxa" w:w="140"/>
+            </w:tcMar>
+            <w:vAlign w:val="top"/>
+          </w:tcPr>
+          <w:p>
+            <w:pPr>
+              <w:spacing w:after="0" w:line="280"/>
+              <w:jc w:val="left"/>
+            </w:pPr>
+            <w:r>
+              <w:rPr>
+                <w:b/>
+                <w:bCs/>
+              </w:rPr>
+              <w:t xml:space="preserve">In-sim Δ-rate</w:t>
+            </w:r>
+          </w:p>
+        </w:tc>
+        <w:tc>
+          <w:tcPr>
+            <w:tcW w:type="dxa" w:w="4280"/>
+            <w:tcBorders>
+              <w:top w:val="single" w:color="BFBFBF" w:sz="4"/>
+              <w:left w:val="single" w:color="BFBFBF" w:sz="4"/>
+              <w:bottom w:val="single" w:color="BFBFBF" w:sz="4"/>
+              <w:right w:val="single" w:color="BFBFBF" w:sz="4"/>
+            </w:tcBorders>
+            <w:shd w:fill="FAF8F4" w:val="clear"/>
+            <w:tcMar>
+              <w:top w:type="dxa" w:w="100"/>
+              <w:left w:type="dxa" w:w="140"/>
+              <w:bottom w:type="dxa" w:w="100"/>
+              <w:right w:type="dxa" w:w="140"/>
+            </w:tcMar>
+            <w:vAlign w:val="top"/>
+          </w:tcPr>
+          <w:p>
+            <w:pPr>
+              <w:spacing w:after="0" w:line="280"/>
+              <w:jc w:val="left"/>
+            </w:pPr>
+            <w:r>
+              <w:rPr>
+                <w:b w:val="false"/>
+                <w:bCs w:val="false"/>
+              </w:rPr>
+              <w:t xml:space="preserve">% of audience agents who explicitly acknowledge being persuaded (in-sim equivalent of CMV deltas).</w:t>
+            </w:r>
+          </w:p>
+        </w:tc>
+      </w:tr>
+      <w:tr>
+        <w:tc>
+          <w:tcPr>
+            <w:tcW w:type="dxa" w:w="1100"/>
+            <w:tcBorders>
+              <w:top w:val="single" w:color="BFBFBF" w:sz="4"/>
+              <w:left w:val="single" w:color="BFBFBF" w:sz="4"/>
+              <w:bottom w:val="single" w:color="BFBFBF" w:sz="4"/>
+              <w:right w:val="single" w:color="BFBFBF" w:sz="4"/>
+            </w:tcBorders>
+            <w:shd w:fill="FFFFFF" w:val="clear"/>
+            <w:tcMar>
+              <w:top w:type="dxa" w:w="100"/>
+              <w:left w:type="dxa" w:w="140"/>
+              <w:bottom w:type="dxa" w:w="100"/>
+              <w:right w:type="dxa" w:w="140"/>
+            </w:tcMar>
+            <w:vAlign w:val="top"/>
+          </w:tcPr>
+          <w:p>
+            <w:pPr>
+              <w:spacing w:after="0" w:line="280"/>
+              <w:jc w:val="center"/>
+            </w:pPr>
+            <w:r>
+              <w:rPr>
+                <w:b/>
+                <w:bCs/>
+                <w:color w:val="B85D2E"/>
+              </w:rPr>
+              <w:t xml:space="preserve">TIER 2</w:t>
+            </w:r>
+          </w:p>
+        </w:tc>
+        <w:tc>
+          <w:tcPr>
+            <w:tcW w:type="dxa" w:w="2000"/>
+            <w:tcBorders>
+              <w:top w:val="single" w:color="BFBFBF" w:sz="4"/>
+              <w:left w:val="single" w:color="BFBFBF" w:sz="4"/>
+              <w:bottom w:val="single" w:color="BFBFBF" w:sz="4"/>
+              <w:right w:val="single" w:color="BFBFBF" w:sz="4"/>
+            </w:tcBorders>
+            <w:shd w:fill="FFFFFF" w:val="clear"/>
+            <w:tcMar>
+              <w:top w:type="dxa" w:w="100"/>
+              <w:left w:type="dxa" w:w="140"/>
+              <w:bottom w:type="dxa" w:w="100"/>
+              <w:right w:type="dxa" w:w="140"/>
+            </w:tcMar>
+            <w:vAlign w:val="top"/>
+          </w:tcPr>
+          <w:p>
+            <w:pPr>
+              <w:spacing w:after="0" w:line="280"/>
+              <w:jc w:val="left"/>
+            </w:pPr>
+            <w:r>
+              <w:rPr>
+                <w:b w:val="false"/>
+                <w:bCs w:val="false"/>
+              </w:rPr>
+              <w:t xml:space="preserve">Persuasion effect</w:t>
+            </w:r>
+          </w:p>
+        </w:tc>
+        <w:tc>
+          <w:tcPr>
+            <w:tcW w:type="dxa" w:w="2700"/>
+            <w:tcBorders>
+              <w:top w:val="single" w:color="BFBFBF" w:sz="4"/>
+              <w:left w:val="single" w:color="BFBFBF" w:sz="4"/>
+              <w:bottom w:val="single" w:color="BFBFBF" w:sz="4"/>
+              <w:right w:val="single" w:color="BFBFBF" w:sz="4"/>
+            </w:tcBorders>
+            <w:shd w:fill="FFFFFF" w:val="clear"/>
+            <w:tcMar>
+              <w:top w:type="dxa" w:w="100"/>
+              <w:left w:type="dxa" w:w="140"/>
+              <w:bottom w:type="dxa" w:w="100"/>
+              <w:right w:type="dxa" w:w="140"/>
+            </w:tcMar>
+            <w:vAlign w:val="top"/>
+          </w:tcPr>
+          <w:p>
+            <w:pPr>
+              <w:spacing w:after="0" w:line="280"/>
+              <w:jc w:val="left"/>
+            </w:pPr>
+            <w:r>
+              <w:rPr>
+                <w:b/>
+                <w:bCs/>
+              </w:rPr>
+              <w:t xml:space="preserve">Cascade reach</w:t>
+            </w:r>
+          </w:p>
+        </w:tc>
+        <w:tc>
+          <w:tcPr>
+            <w:tcW w:type="dxa" w:w="4280"/>
+            <w:tcBorders>
+              <w:top w:val="single" w:color="BFBFBF" w:sz="4"/>
+              <w:left w:val="single" w:color="BFBFBF" w:sz="4"/>
+              <w:bottom w:val="single" w:color="BFBFBF" w:sz="4"/>
+              <w:right w:val="single" w:color="BFBFBF" w:sz="4"/>
+            </w:tcBorders>
+            <w:shd w:fill="FFFFFF" w:val="clear"/>
+            <w:tcMar>
+              <w:top w:type="dxa" w:w="100"/>
+              <w:left w:type="dxa" w:w="140"/>
+              <w:bottom w:type="dxa" w:w="100"/>
+              <w:right w:type="dxa" w:w="140"/>
+            </w:tcMar>
+            <w:vAlign w:val="top"/>
+          </w:tcPr>
+          <w:p>
+            <w:pPr>
+              <w:spacing w:after="0" w:line="280"/>
+              <w:jc w:val="left"/>
+            </w:pPr>
+            <w:r>
+              <w:rPr>
+                <w:b w:val="false"/>
+                <w:bCs w:val="false"/>
+              </w:rPr>
+              <w:t xml:space="preserve">% of agents who endorse, re-share, or produce supporting content. Captures diffusion that dyadic studies cannot.</w:t>
+            </w:r>
+          </w:p>
+        </w:tc>
+      </w:tr>
+      <w:tr>
+        <w:tc>
+          <w:tcPr>
+            <w:tcW w:type="dxa" w:w="1100"/>
+            <w:tcBorders>
+              <w:top w:val="single" w:color="BFBFBF" w:sz="4"/>
+              <w:left w:val="single" w:color="BFBFBF" w:sz="4"/>
+              <w:bottom w:val="single" w:color="BFBFBF" w:sz="4"/>
+              <w:right w:val="single" w:color="BFBFBF" w:sz="4"/>
+            </w:tcBorders>
+            <w:shd w:fill="FAF8F4" w:val="clear"/>
+            <w:tcMar>
+              <w:top w:type="dxa" w:w="100"/>
+              <w:left w:type="dxa" w:w="140"/>
+              <w:bottom w:type="dxa" w:w="100"/>
+              <w:right w:type="dxa" w:w="140"/>
+            </w:tcMar>
+            <w:vAlign w:val="top"/>
+          </w:tcPr>
+          <w:p>
+            <w:pPr>
+              <w:spacing w:after="0" w:line="280"/>
+              <w:jc w:val="center"/>
+            </w:pPr>
+            <w:r>
+              <w:rPr>
+                <w:b/>
+                <w:bCs/>
+                <w:color w:val="B85D2E"/>
+              </w:rPr>
+              <w:t xml:space="preserve">TIER 2</w:t>
+            </w:r>
+          </w:p>
+        </w:tc>
+        <w:tc>
+          <w:tcPr>
+            <w:tcW w:type="dxa" w:w="2000"/>
+            <w:tcBorders>
+              <w:top w:val="single" w:color="BFBFBF" w:sz="4"/>
+              <w:left w:val="single" w:color="BFBFBF" w:sz="4"/>
+              <w:bottom w:val="single" w:color="BFBFBF" w:sz="4"/>
+              <w:right w:val="single" w:color="BFBFBF" w:sz="4"/>
+            </w:tcBorders>
+            <w:shd w:fill="FAF8F4" w:val="clear"/>
+            <w:tcMar>
+              <w:top w:type="dxa" w:w="100"/>
+              <w:left w:type="dxa" w:w="140"/>
+              <w:bottom w:type="dxa" w:w="100"/>
+              <w:right w:type="dxa" w:w="140"/>
+            </w:tcMar>
+            <w:vAlign w:val="top"/>
+          </w:tcPr>
+          <w:p>
+            <w:pPr>
+              <w:spacing w:after="0" w:line="280"/>
+              <w:jc w:val="left"/>
+            </w:pPr>
+            <w:r>
+              <w:rPr>
+                <w:b w:val="false"/>
+                <w:bCs w:val="false"/>
+              </w:rPr>
+              <w:t xml:space="preserve">Persuasion effect</w:t>
+            </w:r>
+          </w:p>
+        </w:tc>
+        <w:tc>
+          <w:tcPr>
+            <w:tcW w:type="dxa" w:w="2700"/>
+            <w:tcBorders>
+              <w:top w:val="single" w:color="BFBFBF" w:sz="4"/>
+              <w:left w:val="single" w:color="BFBFBF" w:sz="4"/>
+              <w:bottom w:val="single" w:color="BFBFBF" w:sz="4"/>
+              <w:right w:val="single" w:color="BFBFBF" w:sz="4"/>
+            </w:tcBorders>
+            <w:shd w:fill="FAF8F4" w:val="clear"/>
+            <w:tcMar>
+              <w:top w:type="dxa" w:w="100"/>
+              <w:left w:type="dxa" w:w="140"/>
+              <w:bottom w:type="dxa" w:w="100"/>
+              <w:right w:type="dxa" w:w="140"/>
+            </w:tcMar>
+            <w:vAlign w:val="top"/>
+          </w:tcPr>
+          <w:p>
+            <w:pPr>
+              <w:spacing w:after="0" w:line="280"/>
+              <w:jc w:val="left"/>
+            </w:pPr>
+            <w:r>
+              <w:rPr>
+                <w:b/>
+                <w:bCs/>
+              </w:rPr>
+              <w:t xml:space="preserve">Polarization (var u)</w:t>
+            </w:r>
+          </w:p>
+        </w:tc>
+        <w:tc>
+          <w:tcPr>
+            <w:tcW w:type="dxa" w:w="4280"/>
+            <w:tcBorders>
+              <w:top w:val="single" w:color="BFBFBF" w:sz="4"/>
+              <w:left w:val="single" w:color="BFBFBF" w:sz="4"/>
+              <w:bottom w:val="single" w:color="BFBFBF" w:sz="4"/>
+              <w:right w:val="single" w:color="BFBFBF" w:sz="4"/>
+            </w:tcBorders>
+            <w:shd w:fill="FAF8F4" w:val="clear"/>
+            <w:tcMar>
+              <w:top w:type="dxa" w:w="100"/>
+              <w:left w:type="dxa" w:w="140"/>
+              <w:bottom w:type="dxa" w:w="100"/>
+              <w:right w:type="dxa" w:w="140"/>
+            </w:tcMar>
+            <w:vAlign w:val="top"/>
+          </w:tcPr>
+          <w:p>
+            <w:pPr>
+              <w:spacing w:after="0" w:line="280"/>
+              <w:jc w:val="left"/>
+            </w:pPr>
+            <w:r>
+              <w:rPr>
+                <w:b w:val="false"/>
+                <w:bCs w:val="false"/>
+              </w:rPr>
+              <w:t xml:space="preserve">Variance of opinions at end of window. Persuasion can polarize even when it doesn't shift the mean.</w:t>
+            </w:r>
+          </w:p>
+        </w:tc>
+      </w:tr>
+      <w:tr>
+        <w:tc>
+          <w:tcPr>
+            <w:tcW w:type="dxa" w:w="1100"/>
+            <w:tcBorders>
+              <w:top w:val="single" w:color="BFBFBF" w:sz="4"/>
+              <w:left w:val="single" w:color="BFBFBF" w:sz="4"/>
+              <w:bottom w:val="single" w:color="BFBFBF" w:sz="4"/>
+              <w:right w:val="single" w:color="BFBFBF" w:sz="4"/>
+            </w:tcBorders>
+            <w:shd w:fill="FFFFFF" w:val="clear"/>
+            <w:tcMar>
+              <w:top w:type="dxa" w:w="100"/>
+              <w:left w:type="dxa" w:w="140"/>
+              <w:bottom w:type="dxa" w:w="100"/>
+              <w:right w:type="dxa" w:w="140"/>
+            </w:tcMar>
+            <w:vAlign w:val="top"/>
+          </w:tcPr>
+          <w:p>
+            <w:pPr>
+              <w:spacing w:after="0" w:line="280"/>
+              <w:jc w:val="center"/>
+            </w:pPr>
+            <w:r>
+              <w:rPr>
+                <w:b/>
+                <w:bCs/>
+                <w:color w:val="B85D2E"/>
+              </w:rPr>
+              <w:t xml:space="preserve">TIER 2</w:t>
+            </w:r>
+          </w:p>
+        </w:tc>
+        <w:tc>
+          <w:tcPr>
+            <w:tcW w:type="dxa" w:w="2000"/>
+            <w:tcBorders>
+              <w:top w:val="single" w:color="BFBFBF" w:sz="4"/>
+              <w:left w:val="single" w:color="BFBFBF" w:sz="4"/>
+              <w:bottom w:val="single" w:color="BFBFBF" w:sz="4"/>
+              <w:right w:val="single" w:color="BFBFBF" w:sz="4"/>
+            </w:tcBorders>
+            <w:shd w:fill="FFFFFF" w:val="clear"/>
+            <w:tcMar>
+              <w:top w:type="dxa" w:w="100"/>
+              <w:left w:type="dxa" w:w="140"/>
+              <w:bottom w:type="dxa" w:w="100"/>
+              <w:right w:type="dxa" w:w="140"/>
+            </w:tcMar>
+            <w:vAlign w:val="top"/>
+          </w:tcPr>
+          <w:p>
+            <w:pPr>
+              <w:spacing w:after="0" w:line="280"/>
+              <w:jc w:val="left"/>
+            </w:pPr>
+            <w:r>
+              <w:rPr>
+                <w:b w:val="false"/>
+                <w:bCs w:val="false"/>
+              </w:rPr>
+              <w:t xml:space="preserve">Persuasion effect</w:t>
+            </w:r>
+          </w:p>
+        </w:tc>
+        <w:tc>
+          <w:tcPr>
+            <w:tcW w:type="dxa" w:w="2700"/>
+            <w:tcBorders>
+              <w:top w:val="single" w:color="BFBFBF" w:sz="4"/>
+              <w:left w:val="single" w:color="BFBFBF" w:sz="4"/>
+              <w:bottom w:val="single" w:color="BFBFBF" w:sz="4"/>
+              <w:right w:val="single" w:color="BFBFBF" w:sz="4"/>
+            </w:tcBorders>
+            <w:shd w:fill="FFFFFF" w:val="clear"/>
+            <w:tcMar>
+              <w:top w:type="dxa" w:w="100"/>
+              <w:left w:type="dxa" w:w="140"/>
+              <w:bottom w:type="dxa" w:w="100"/>
+              <w:right w:type="dxa" w:w="140"/>
+            </w:tcMar>
+            <w:vAlign w:val="top"/>
+          </w:tcPr>
+          <w:p>
+            <w:pPr>
+              <w:spacing w:after="0" w:line="280"/>
+              <w:jc w:val="left"/>
+            </w:pPr>
+            <w:r>
+              <w:rPr>
+                <w:b/>
+                <w:bCs/>
+              </w:rPr>
+              <w:t xml:space="preserve">Latency to half-spread</w:t>
+            </w:r>
+          </w:p>
+        </w:tc>
+        <w:tc>
+          <w:tcPr>
+            <w:tcW w:type="dxa" w:w="4280"/>
+            <w:tcBorders>
+              <w:top w:val="single" w:color="BFBFBF" w:sz="4"/>
+              <w:left w:val="single" w:color="BFBFBF" w:sz="4"/>
+              <w:bottom w:val="single" w:color="BFBFBF" w:sz="4"/>
+              <w:right w:val="single" w:color="BFBFBF" w:sz="4"/>
+            </w:tcBorders>
+            <w:shd w:fill="FFFFFF" w:val="clear"/>
+            <w:tcMar>
+              <w:top w:type="dxa" w:w="100"/>
+              <w:left w:type="dxa" w:w="140"/>
+              <w:bottom w:type="dxa" w:w="100"/>
+              <w:right w:type="dxa" w:w="140"/>
+            </w:tcMar>
+            <w:vAlign w:val="top"/>
+          </w:tcPr>
+          <w:p>
+            <w:pPr>
+              <w:spacing w:after="0" w:line="280"/>
+              <w:jc w:val="left"/>
+            </w:pPr>
+            <w:r>
+              <w:rPr>
+                <w:b w:val="false"/>
+                <w:bCs w:val="false"/>
+              </w:rPr>
+              <w:t xml:space="preserve">Time from intervention to 50% of eventual reach. Diagnoses fast-cascade vs. slow-deep tactics.</w:t>
+            </w:r>
+          </w:p>
+        </w:tc>
+      </w:tr>
+      <w:tr>
+        <w:tc>
+          <w:tcPr>
+            <w:tcW w:type="dxa" w:w="1100"/>
+            <w:tcBorders>
+              <w:top w:val="single" w:color="BFBFBF" w:sz="4"/>
+              <w:left w:val="single" w:color="BFBFBF" w:sz="4"/>
+              <w:bottom w:val="single" w:color="BFBFBF" w:sz="4"/>
+              <w:right w:val="single" w:color="BFBFBF" w:sz="4"/>
+            </w:tcBorders>
+            <w:shd w:fill="FAF8F4" w:val="clear"/>
+            <w:tcMar>
+              <w:top w:type="dxa" w:w="100"/>
+              <w:left w:type="dxa" w:w="140"/>
+              <w:bottom w:type="dxa" w:w="100"/>
+              <w:right w:type="dxa" w:w="140"/>
+            </w:tcMar>
+            <w:vAlign w:val="top"/>
+          </w:tcPr>
+          <w:p>
+            <w:pPr>
+              <w:spacing w:after="0" w:line="280"/>
+              <w:jc w:val="center"/>
+            </w:pPr>
+            <w:r>
+              <w:rPr>
+                <w:b/>
+                <w:bCs/>
+                <w:color w:val="B85D2E"/>
+              </w:rPr>
+              <w:t xml:space="preserve">TIER 2</w:t>
+            </w:r>
+          </w:p>
+        </w:tc>
+        <w:tc>
+          <w:tcPr>
+            <w:tcW w:type="dxa" w:w="2000"/>
+            <w:tcBorders>
+              <w:top w:val="single" w:color="BFBFBF" w:sz="4"/>
+              <w:left w:val="single" w:color="BFBFBF" w:sz="4"/>
+              <w:bottom w:val="single" w:color="BFBFBF" w:sz="4"/>
+              <w:right w:val="single" w:color="BFBFBF" w:sz="4"/>
+            </w:tcBorders>
+            <w:shd w:fill="FAF8F4" w:val="clear"/>
+            <w:tcMar>
+              <w:top w:type="dxa" w:w="100"/>
+              <w:left w:type="dxa" w:w="140"/>
+              <w:bottom w:type="dxa" w:w="100"/>
+              <w:right w:type="dxa" w:w="140"/>
+            </w:tcMar>
+            <w:vAlign w:val="top"/>
+          </w:tcPr>
+          <w:p>
+            <w:pPr>
+              <w:spacing w:after="0" w:line="280"/>
+              <w:jc w:val="left"/>
+            </w:pPr>
+            <w:r>
+              <w:rPr>
+                <w:b w:val="false"/>
+                <w:bCs w:val="false"/>
+              </w:rPr>
+              <w:t xml:space="preserve">Persuasion effect</w:t>
+            </w:r>
+          </w:p>
+        </w:tc>
+        <w:tc>
+          <w:tcPr>
+            <w:tcW w:type="dxa" w:w="2700"/>
+            <w:tcBorders>
+              <w:top w:val="single" w:color="BFBFBF" w:sz="4"/>
+              <w:left w:val="single" w:color="BFBFBF" w:sz="4"/>
+              <w:bottom w:val="single" w:color="BFBFBF" w:sz="4"/>
+              <w:right w:val="single" w:color="BFBFBF" w:sz="4"/>
+            </w:tcBorders>
+            <w:shd w:fill="FAF8F4" w:val="clear"/>
+            <w:tcMar>
+              <w:top w:type="dxa" w:w="100"/>
+              <w:left w:type="dxa" w:w="140"/>
+              <w:bottom w:type="dxa" w:w="100"/>
+              <w:right w:type="dxa" w:w="140"/>
+            </w:tcMar>
+            <w:vAlign w:val="top"/>
+          </w:tcPr>
+          <w:p>
+            <w:pPr>
+              <w:spacing w:after="0" w:line="280"/>
+              <w:jc w:val="left"/>
+            </w:pPr>
+            <w:r>
+              <w:rPr>
+                <w:b/>
+                <w:bCs/>
+              </w:rPr>
+              <w:t xml:space="preserve">Defection rate</w:t>
+            </w:r>
+          </w:p>
+        </w:tc>
+        <w:tc>
+          <w:tcPr>
+            <w:tcW w:type="dxa" w:w="4280"/>
+            <w:tcBorders>
+              <w:top w:val="single" w:color="BFBFBF" w:sz="4"/>
+              <w:left w:val="single" w:color="BFBFBF" w:sz="4"/>
+              <w:bottom w:val="single" w:color="BFBFBF" w:sz="4"/>
+              <w:right w:val="single" w:color="BFBFBF" w:sz="4"/>
+            </w:tcBorders>
+            <w:shd w:fill="FAF8F4" w:val="clear"/>
+            <w:tcMar>
+              <w:top w:type="dxa" w:w="100"/>
+              <w:left w:type="dxa" w:w="140"/>
+              <w:bottom w:type="dxa" w:w="100"/>
+              <w:right w:type="dxa" w:w="140"/>
+            </w:tcMar>
+            <w:vAlign w:val="top"/>
+          </w:tcPr>
+          <w:p>
+            <w:pPr>
+              <w:spacing w:after="0" w:line="280"/>
+              <w:jc w:val="left"/>
+            </w:pPr>
+            <w:r>
+              <w:rPr>
+                <w:b w:val="false"/>
+                <w:bCs w:val="false"/>
+              </w:rPr>
+              <w:t xml:space="preserve">% of agents who sever network ties or block during the window. Captures structural side-effects.</w:t>
+            </w:r>
+          </w:p>
+        </w:tc>
+      </w:tr>
+      <w:tr>
+        <w:tc>
+          <w:tcPr>
+            <w:tcW w:type="dxa" w:w="1100"/>
+            <w:tcBorders>
+              <w:top w:val="single" w:color="BFBFBF" w:sz="4"/>
+              <w:left w:val="single" w:color="BFBFBF" w:sz="4"/>
+              <w:bottom w:val="single" w:color="BFBFBF" w:sz="4"/>
+              <w:right w:val="single" w:color="BFBFBF" w:sz="4"/>
+            </w:tcBorders>
+            <w:shd w:fill="FFFFFF" w:val="clear"/>
+            <w:tcMar>
+              <w:top w:type="dxa" w:w="100"/>
+              <w:left w:type="dxa" w:w="140"/>
+              <w:bottom w:type="dxa" w:w="100"/>
+              <w:right w:type="dxa" w:w="140"/>
+            </w:tcMar>
+            <w:vAlign w:val="top"/>
+          </w:tcPr>
+          <w:p>
+            <w:pPr>
+              <w:spacing w:after="0" w:line="280"/>
+              <w:jc w:val="center"/>
+            </w:pPr>
+            <w:r>
+              <w:rPr>
+                <w:b/>
+                <w:bCs/>
+                <w:color w:val="B85D2E"/>
+              </w:rPr>
+              <w:t xml:space="preserve">TIER 3</w:t>
+            </w:r>
+          </w:p>
+        </w:tc>
+        <w:tc>
+          <w:tcPr>
+            <w:tcW w:type="dxa" w:w="2000"/>
+            <w:tcBorders>
+              <w:top w:val="single" w:color="BFBFBF" w:sz="4"/>
+              <w:left w:val="single" w:color="BFBFBF" w:sz="4"/>
+              <w:bottom w:val="single" w:color="BFBFBF" w:sz="4"/>
+              <w:right w:val="single" w:color="BFBFBF" w:sz="4"/>
+            </w:tcBorders>
+            <w:shd w:fill="FFFFFF" w:val="clear"/>
+            <w:tcMar>
+              <w:top w:type="dxa" w:w="100"/>
+              <w:left w:type="dxa" w:w="140"/>
+              <w:bottom w:type="dxa" w:w="100"/>
+              <w:right w:type="dxa" w:w="140"/>
+            </w:tcMar>
+            <w:vAlign w:val="top"/>
+          </w:tcPr>
+          <w:p>
+            <w:pPr>
+              <w:spacing w:after="0" w:line="280"/>
+              <w:jc w:val="left"/>
+            </w:pPr>
+            <w:r>
+              <w:rPr>
+                <w:b w:val="false"/>
+                <w:bCs w:val="false"/>
+              </w:rPr>
+              <w:t xml:space="preserve">Quality / safety</w:t>
+            </w:r>
+          </w:p>
+        </w:tc>
+        <w:tc>
+          <w:tcPr>
+            <w:tcW w:type="dxa" w:w="2700"/>
+            <w:tcBorders>
+              <w:top w:val="single" w:color="BFBFBF" w:sz="4"/>
+              <w:left w:val="single" w:color="BFBFBF" w:sz="4"/>
+              <w:bottom w:val="single" w:color="BFBFBF" w:sz="4"/>
+              <w:right w:val="single" w:color="BFBFBF" w:sz="4"/>
+            </w:tcBorders>
+            <w:shd w:fill="FFFFFF" w:val="clear"/>
+            <w:tcMar>
+              <w:top w:type="dxa" w:w="100"/>
+              <w:left w:type="dxa" w:w="140"/>
+              <w:bottom w:type="dxa" w:w="100"/>
+              <w:right w:type="dxa" w:w="140"/>
+            </w:tcMar>
+            <w:vAlign w:val="top"/>
+          </w:tcPr>
+          <w:p>
+            <w:pPr>
+              <w:spacing w:after="0" w:line="280"/>
+              <w:jc w:val="left"/>
+            </w:pPr>
+            <w:r>
+              <w:rPr>
+                <w:b/>
+                <w:bCs/>
+              </w:rPr>
+              <w:t xml:space="preserve">Factual accuracy</w:t>
+            </w:r>
+          </w:p>
+        </w:tc>
+        <w:tc>
+          <w:tcPr>
+            <w:tcW w:type="dxa" w:w="4280"/>
+            <w:tcBorders>
+              <w:top w:val="single" w:color="BFBFBF" w:sz="4"/>
+              <w:left w:val="single" w:color="BFBFBF" w:sz="4"/>
+              <w:bottom w:val="single" w:color="BFBFBF" w:sz="4"/>
+              <w:right w:val="single" w:color="BFBFBF" w:sz="4"/>
+            </w:tcBorders>
+            <w:shd w:fill="FFFFFF" w:val="clear"/>
+            <w:tcMar>
+              <w:top w:type="dxa" w:w="100"/>
+              <w:left w:type="dxa" w:w="140"/>
+              <w:bottom w:type="dxa" w:w="100"/>
+              <w:right w:type="dxa" w:w="140"/>
+            </w:tcMar>
+            <w:vAlign w:val="top"/>
+          </w:tcPr>
+          <w:p>
+            <w:pPr>
+              <w:spacing w:after="0" w:line="280"/>
+              <w:jc w:val="left"/>
+            </w:pPr>
+            <w:r>
+              <w:rPr>
+                <w:b w:val="false"/>
+                <w:bCs w:val="false"/>
+              </w:rPr>
+              <w:t xml:space="preserve">% of fact-checkable claims in persuader output that are true. LLM-as-judge ensemble + automated fact check.</w:t>
+            </w:r>
+          </w:p>
+        </w:tc>
+      </w:tr>
+      <w:tr>
+        <w:tc>
+          <w:tcPr>
+            <w:tcW w:type="dxa" w:w="1100"/>
+            <w:tcBorders>
+              <w:top w:val="single" w:color="BFBFBF" w:sz="4"/>
+              <w:left w:val="single" w:color="BFBFBF" w:sz="4"/>
+              <w:bottom w:val="single" w:color="BFBFBF" w:sz="4"/>
+              <w:right w:val="single" w:color="BFBFBF" w:sz="4"/>
+            </w:tcBorders>
+            <w:shd w:fill="FAF8F4" w:val="clear"/>
+            <w:tcMar>
+              <w:top w:type="dxa" w:w="100"/>
+              <w:left w:type="dxa" w:w="140"/>
+              <w:bottom w:type="dxa" w:w="100"/>
+              <w:right w:type="dxa" w:w="140"/>
+            </w:tcMar>
+            <w:vAlign w:val="top"/>
+          </w:tcPr>
+          <w:p>
+            <w:pPr>
+              <w:spacing w:after="0" w:line="280"/>
+              <w:jc w:val="center"/>
+            </w:pPr>
+            <w:r>
+              <w:rPr>
+                <w:b/>
+                <w:bCs/>
+                <w:color w:val="B85D2E"/>
+              </w:rPr>
+              <w:t xml:space="preserve">TIER 3</w:t>
+            </w:r>
+          </w:p>
+        </w:tc>
+        <w:tc>
+          <w:tcPr>
+            <w:tcW w:type="dxa" w:w="2000"/>
+            <w:tcBorders>
+              <w:top w:val="single" w:color="BFBFBF" w:sz="4"/>
+              <w:left w:val="single" w:color="BFBFBF" w:sz="4"/>
+              <w:bottom w:val="single" w:color="BFBFBF" w:sz="4"/>
+              <w:right w:val="single" w:color="BFBFBF" w:sz="4"/>
+            </w:tcBorders>
+            <w:shd w:fill="FAF8F4" w:val="clear"/>
+            <w:tcMar>
+              <w:top w:type="dxa" w:w="100"/>
+              <w:left w:type="dxa" w:w="140"/>
+              <w:bottom w:type="dxa" w:w="100"/>
+              <w:right w:type="dxa" w:w="140"/>
+            </w:tcMar>
+            <w:vAlign w:val="top"/>
+          </w:tcPr>
+          <w:p>
+            <w:pPr>
+              <w:spacing w:after="0" w:line="280"/>
+              <w:jc w:val="left"/>
+            </w:pPr>
+            <w:r>
+              <w:rPr>
+                <w:b w:val="false"/>
+                <w:bCs w:val="false"/>
+              </w:rPr>
+              <w:t xml:space="preserve">Quality / safety</w:t>
+            </w:r>
+          </w:p>
+        </w:tc>
+        <w:tc>
+          <w:tcPr>
+            <w:tcW w:type="dxa" w:w="2700"/>
+            <w:tcBorders>
+              <w:top w:val="single" w:color="BFBFBF" w:sz="4"/>
+              <w:left w:val="single" w:color="BFBFBF" w:sz="4"/>
+              <w:bottom w:val="single" w:color="BFBFBF" w:sz="4"/>
+              <w:right w:val="single" w:color="BFBFBF" w:sz="4"/>
+            </w:tcBorders>
+            <w:shd w:fill="FAF8F4" w:val="clear"/>
+            <w:tcMar>
+              <w:top w:type="dxa" w:w="100"/>
+              <w:left w:type="dxa" w:w="140"/>
+              <w:bottom w:type="dxa" w:w="100"/>
+              <w:right w:type="dxa" w:w="140"/>
+            </w:tcMar>
+            <w:vAlign w:val="top"/>
+          </w:tcPr>
+          <w:p>
+            <w:pPr>
+              <w:spacing w:after="0" w:line="280"/>
+              <w:jc w:val="left"/>
+            </w:pPr>
+            <w:r>
+              <w:rPr>
+                <w:b/>
+                <w:bCs/>
+              </w:rPr>
+              <w:t xml:space="preserve">Persuasion-accuracy slope</w:t>
+            </w:r>
+          </w:p>
+        </w:tc>
+        <w:tc>
+          <w:tcPr>
+            <w:tcW w:type="dxa" w:w="4280"/>
+            <w:tcBorders>
+              <w:top w:val="single" w:color="BFBFBF" w:sz="4"/>
+              <w:left w:val="single" w:color="BFBFBF" w:sz="4"/>
+              <w:bottom w:val="single" w:color="BFBFBF" w:sz="4"/>
+              <w:right w:val="single" w:color="BFBFBF" w:sz="4"/>
+            </w:tcBorders>
+            <w:shd w:fill="FAF8F4" w:val="clear"/>
+            <w:tcMar>
+              <w:top w:type="dxa" w:w="100"/>
+              <w:left w:type="dxa" w:w="140"/>
+              <w:bottom w:type="dxa" w:w="100"/>
+              <w:right w:type="dxa" w:w="140"/>
+            </w:tcMar>
+            <w:vAlign w:val="top"/>
+          </w:tcPr>
+          <w:p>
+            <w:pPr>
+              <w:spacing w:after="0" w:line="280"/>
+              <w:jc w:val="left"/>
+            </w:pPr>
+            <w:r>
+              <w:rPr>
+                <w:b w:val="false"/>
+                <w:bCs w:val="false"/>
+              </w:rPr>
+              <w:t xml:space="preserve">Regression slope of factual accuracy on persuasiveness across cells. Replicates the Hackenburg tradeoff.</w:t>
+            </w:r>
+          </w:p>
+        </w:tc>
+      </w:tr>
+      <w:tr>
+        <w:tc>
+          <w:tcPr>
+            <w:tcW w:type="dxa" w:w="1100"/>
+            <w:tcBorders>
+              <w:top w:val="single" w:color="BFBFBF" w:sz="4"/>
+              <w:left w:val="single" w:color="BFBFBF" w:sz="4"/>
+              <w:bottom w:val="single" w:color="BFBFBF" w:sz="4"/>
+              <w:right w:val="single" w:color="BFBFBF" w:sz="4"/>
+            </w:tcBorders>
+            <w:shd w:fill="FFFFFF" w:val="clear"/>
+            <w:tcMar>
+              <w:top w:type="dxa" w:w="100"/>
+              <w:left w:type="dxa" w:w="140"/>
+              <w:bottom w:type="dxa" w:w="100"/>
+              <w:right w:type="dxa" w:w="140"/>
+            </w:tcMar>
+            <w:vAlign w:val="top"/>
+          </w:tcPr>
+          <w:p>
+            <w:pPr>
+              <w:spacing w:after="0" w:line="280"/>
+              <w:jc w:val="center"/>
+            </w:pPr>
+            <w:r>
+              <w:rPr>
+                <w:b/>
+                <w:bCs/>
+                <w:color w:val="B85D2E"/>
+              </w:rPr>
+              <w:t xml:space="preserve">TIER 3</w:t>
+            </w:r>
+          </w:p>
+        </w:tc>
+        <w:tc>
+          <w:tcPr>
+            <w:tcW w:type="dxa" w:w="2000"/>
+            <w:tcBorders>
+              <w:top w:val="single" w:color="BFBFBF" w:sz="4"/>
+              <w:left w:val="single" w:color="BFBFBF" w:sz="4"/>
+              <w:bottom w:val="single" w:color="BFBFBF" w:sz="4"/>
+              <w:right w:val="single" w:color="BFBFBF" w:sz="4"/>
+            </w:tcBorders>
+            <w:shd w:fill="FFFFFF" w:val="clear"/>
+            <w:tcMar>
+              <w:top w:type="dxa" w:w="100"/>
+              <w:left w:type="dxa" w:w="140"/>
+              <w:bottom w:type="dxa" w:w="100"/>
+              <w:right w:type="dxa" w:w="140"/>
+            </w:tcMar>
+            <w:vAlign w:val="top"/>
+          </w:tcPr>
+          <w:p>
+            <w:pPr>
+              <w:spacing w:after="0" w:line="280"/>
+              <w:jc w:val="left"/>
+            </w:pPr>
+            <w:r>
+              <w:rPr>
+                <w:b w:val="false"/>
+                <w:bCs w:val="false"/>
+              </w:rPr>
+              <w:t xml:space="preserve">Quality / safety</w:t>
+            </w:r>
+          </w:p>
+        </w:tc>
+        <w:tc>
+          <w:tcPr>
+            <w:tcW w:type="dxa" w:w="2700"/>
+            <w:tcBorders>
+              <w:top w:val="single" w:color="BFBFBF" w:sz="4"/>
+              <w:left w:val="single" w:color="BFBFBF" w:sz="4"/>
+              <w:bottom w:val="single" w:color="BFBFBF" w:sz="4"/>
+              <w:right w:val="single" w:color="BFBFBF" w:sz="4"/>
+            </w:tcBorders>
+            <w:shd w:fill="FFFFFF" w:val="clear"/>
+            <w:tcMar>
+              <w:top w:type="dxa" w:w="100"/>
+              <w:left w:type="dxa" w:w="140"/>
+              <w:bottom w:type="dxa" w:w="100"/>
+              <w:right w:type="dxa" w:w="140"/>
+            </w:tcMar>
+            <w:vAlign w:val="top"/>
+          </w:tcPr>
+          <w:p>
+            <w:pPr>
+              <w:spacing w:after="0" w:line="280"/>
+              <w:jc w:val="left"/>
+            </w:pPr>
+            <w:r>
+              <w:rPr>
+                <w:b/>
+                <w:bCs/>
+              </w:rPr>
+              <w:t xml:space="preserve">Persona-stability drift</w:t>
+            </w:r>
+          </w:p>
+        </w:tc>
+        <w:tc>
+          <w:tcPr>
+            <w:tcW w:type="dxa" w:w="4280"/>
+            <w:tcBorders>
+              <w:top w:val="single" w:color="BFBFBF" w:sz="4"/>
+              <w:left w:val="single" w:color="BFBFBF" w:sz="4"/>
+              <w:bottom w:val="single" w:color="BFBFBF" w:sz="4"/>
+              <w:right w:val="single" w:color="BFBFBF" w:sz="4"/>
+            </w:tcBorders>
+            <w:shd w:fill="FFFFFF" w:val="clear"/>
+            <w:tcMar>
+              <w:top w:type="dxa" w:w="100"/>
+              <w:left w:type="dxa" w:w="140"/>
+              <w:bottom w:type="dxa" w:w="100"/>
+              <w:right w:type="dxa" w:w="140"/>
+            </w:tcMar>
+            <w:vAlign w:val="top"/>
+          </w:tcPr>
+          <w:p>
+            <w:pPr>
+              <w:spacing w:after="0" w:line="280"/>
+              <w:jc w:val="left"/>
+            </w:pPr>
+            <w:r>
+              <w:rPr>
+                <w:b w:val="false"/>
+                <w:bCs w:val="false"/>
+              </w:rPr>
+              <w:t xml:space="preserve">Normed difference in agent persona vector across timesteps. Sanity check against LLM long-horizon drift.</w:t>
+            </w:r>
+          </w:p>
+        </w:tc>
+      </w:tr>
+    </w:tbl>
+    <w:p>
+      <w:pPr>
+        <w:spacing w:after="120"/>
+      </w:pPr>
+      <w:r>
+        <w:t xml:space="preserve"/>
+      </w:r>
+    </w:p>
+    <w:p>
+      <w:pPr>
+        <w:pStyle w:val="Heading3"/>
+      </w:pPr>
+      <w:r>
+        <w:t xml:space="preserve">C.  Real-world data — and why r/ChangeMyView is the lead</w:t>
+      </w:r>
+    </w:p>
+    <w:p>
+      <w:pPr>
+        <w:spacing w:after="120" w:line="320"/>
+      </w:pPr>
+      <w:r>
+        <w:rPr>
+          <w:b w:val="false"/>
+          <w:bCs w:val="false"/>
+          <w:i w:val="false"/>
+          <w:iCs w:val="false"/>
+        </w:rPr>
+        <w:t xml:space="preserve">The right answer is </w:t>
+      </w:r>
+      <w:r>
+        <w:rPr>
+          <w:b/>
+          <w:bCs/>
+          <w:i w:val="false"/>
+          <w:iCs w:val="false"/>
+        </w:rPr>
+        <w:t xml:space="preserve">a stack of datasets, </w:t>
+      </w:r>
+      <w:r>
+        <w:rPr>
+          <w:b w:val="false"/>
+          <w:bCs w:val="false"/>
+          <w:i w:val="false"/>
+          <w:iCs w:val="false"/>
+        </w:rPr>
+        <w:t xml:space="preserve">with ChangeMyView providing the persuasion ground truth and other corpora providing the diffusion / longitudinal structure. Ranked by how directly each one supports the work:</w:t>
+      </w:r>
+    </w:p>
+    <w:tbl>
+      <w:tblPr>
+        <w:tblW w:type="dxa" w:w="10080"/>
+        <w:tblBorders>
+          <w:top w:val="single" w:color="auto" w:sz="4"/>
+          <w:left w:val="single" w:color="auto" w:sz="4"/>
+          <w:bottom w:val="single" w:color="auto" w:sz="4"/>
+          <w:right w:val="single" w:color="auto" w:sz="4"/>
+          <w:insideH w:val="single" w:color="auto" w:sz="4"/>
+          <w:insideV w:val="single" w:color="auto" w:sz="4"/>
+        </w:tblBorders>
+      </w:tblPr>
+      <w:tblGrid>
+        <w:gridCol w:w="900"/>
+        <w:gridCol w:w="2400"/>
+        <w:gridCol w:w="3000"/>
+        <w:gridCol w:w="3780"/>
+      </w:tblGrid>
+      <w:tr>
+        <w:trPr>
+          <w:tblHeader/>
+        </w:trPr>
+        <w:tc>
+          <w:tcPr>
+            <w:tcW w:type="dxa" w:w="900"/>
+            <w:tcBorders>
+              <w:top w:val="single" w:color="BFBFBF" w:sz="4"/>
+              <w:left w:val="single" w:color="BFBFBF" w:sz="4"/>
+              <w:bottom w:val="single" w:color="BFBFBF" w:sz="4"/>
+              <w:right w:val="single" w:color="BFBFBF" w:sz="4"/>
+            </w:tcBorders>
+            <w:shd w:fill="B85D2E" w:val="clear"/>
+            <w:tcMar>
+              <w:top w:type="dxa" w:w="100"/>
+              <w:left w:type="dxa" w:w="140"/>
+              <w:bottom w:type="dxa" w:w="100"/>
+              <w:right w:type="dxa" w:w="140"/>
+            </w:tcMar>
+            <w:vAlign w:val="top"/>
+          </w:tcPr>
+          <w:p>
+            <w:pPr>
+              <w:spacing w:after="0" w:line="280"/>
+              <w:jc w:val="center"/>
+            </w:pPr>
+            <w:r>
+              <w:rPr>
+                <w:b/>
+                <w:bCs/>
+                <w:color w:val="FFFFFF"/>
+              </w:rPr>
+              <w:t xml:space="preserve">Tier</w:t>
+            </w:r>
+          </w:p>
+        </w:tc>
+        <w:tc>
+          <w:tcPr>
+            <w:tcW w:type="dxa" w:w="2400"/>
+            <w:tcBorders>
+              <w:top w:val="single" w:color="BFBFBF" w:sz="4"/>
+              <w:left w:val="single" w:color="BFBFBF" w:sz="4"/>
+              <w:bottom w:val="single" w:color="BFBFBF" w:sz="4"/>
+              <w:right w:val="single" w:color="BFBFBF" w:sz="4"/>
+            </w:tcBorders>
+            <w:shd w:fill="B85D2E" w:val="clear"/>
+            <w:tcMar>
+              <w:top w:type="dxa" w:w="100"/>
+              <w:left w:type="dxa" w:w="140"/>
+              <w:bottom w:type="dxa" w:w="100"/>
+              <w:right w:type="dxa" w:w="140"/>
+            </w:tcMar>
+            <w:vAlign w:val="top"/>
+          </w:tcPr>
+          <w:p>
+            <w:pPr>
+              <w:spacing w:after="0" w:line="280"/>
+              <w:jc w:val="left"/>
+            </w:pPr>
+            <w:r>
+              <w:rPr>
+                <w:b/>
+                <w:bCs/>
+                <w:color w:val="FFFFFF"/>
+              </w:rPr>
+              <w:t xml:space="preserve">Dataset</w:t>
+            </w:r>
+          </w:p>
+        </w:tc>
+        <w:tc>
+          <w:tcPr>
+            <w:tcW w:type="dxa" w:w="3000"/>
+            <w:tcBorders>
+              <w:top w:val="single" w:color="BFBFBF" w:sz="4"/>
+              <w:left w:val="single" w:color="BFBFBF" w:sz="4"/>
+              <w:bottom w:val="single" w:color="BFBFBF" w:sz="4"/>
+              <w:right w:val="single" w:color="BFBFBF" w:sz="4"/>
+            </w:tcBorders>
+            <w:shd w:fill="B85D2E" w:val="clear"/>
+            <w:tcMar>
+              <w:top w:type="dxa" w:w="100"/>
+              <w:left w:type="dxa" w:w="140"/>
+              <w:bottom w:type="dxa" w:w="100"/>
+              <w:right w:type="dxa" w:w="140"/>
+            </w:tcMar>
+            <w:vAlign w:val="top"/>
+          </w:tcPr>
+          <w:p>
+            <w:pPr>
+              <w:spacing w:after="0" w:line="280"/>
+              <w:jc w:val="left"/>
+            </w:pPr>
+            <w:r>
+              <w:rPr>
+                <w:b/>
+                <w:bCs/>
+                <w:color w:val="FFFFFF"/>
+              </w:rPr>
+              <w:t xml:space="preserve">What it is</w:t>
+            </w:r>
+          </w:p>
+        </w:tc>
+        <w:tc>
+          <w:tcPr>
+            <w:tcW w:type="dxa" w:w="3780"/>
+            <w:tcBorders>
+              <w:top w:val="single" w:color="BFBFBF" w:sz="4"/>
+              <w:left w:val="single" w:color="BFBFBF" w:sz="4"/>
+              <w:bottom w:val="single" w:color="BFBFBF" w:sz="4"/>
+              <w:right w:val="single" w:color="BFBFBF" w:sz="4"/>
+            </w:tcBorders>
+            <w:shd w:fill="B85D2E" w:val="clear"/>
+            <w:tcMar>
+              <w:top w:type="dxa" w:w="100"/>
+              <w:left w:type="dxa" w:w="140"/>
+              <w:bottom w:type="dxa" w:w="100"/>
+              <w:right w:type="dxa" w:w="140"/>
+            </w:tcMar>
+            <w:vAlign w:val="top"/>
+          </w:tcPr>
+          <w:p>
+            <w:pPr>
+              <w:spacing w:after="0" w:line="280"/>
+              <w:jc w:val="left"/>
+            </w:pPr>
+            <w:r>
+              <w:rPr>
+                <w:b/>
+                <w:bCs/>
+                <w:color w:val="FFFFFF"/>
+              </w:rPr>
+              <w:t xml:space="preserve">Why it matters here</w:t>
+            </w:r>
+          </w:p>
+        </w:tc>
+      </w:tr>
+      <w:tr>
+        <w:tc>
+          <w:tcPr>
+            <w:tcW w:type="dxa" w:w="900"/>
+            <w:tcBorders>
+              <w:top w:val="single" w:color="BFBFBF" w:sz="4"/>
+              <w:left w:val="single" w:color="BFBFBF" w:sz="4"/>
+              <w:bottom w:val="single" w:color="BFBFBF" w:sz="4"/>
+              <w:right w:val="single" w:color="BFBFBF" w:sz="4"/>
+            </w:tcBorders>
+            <w:shd w:fill="FAF8F4" w:val="clear"/>
+            <w:tcMar>
+              <w:top w:type="dxa" w:w="100"/>
+              <w:left w:type="dxa" w:w="140"/>
+              <w:bottom w:type="dxa" w:w="100"/>
+              <w:right w:type="dxa" w:w="140"/>
+            </w:tcMar>
+            <w:vAlign w:val="top"/>
+          </w:tcPr>
+          <w:p>
+            <w:pPr>
+              <w:spacing w:after="0" w:line="280"/>
+              <w:jc w:val="center"/>
+            </w:pPr>
+            <w:r>
+              <w:rPr>
+                <w:b/>
+                <w:bCs/>
+                <w:color w:val="B85D2E"/>
+              </w:rPr>
+              <w:t xml:space="preserve">TIER 1</w:t>
+            </w:r>
+          </w:p>
+        </w:tc>
+        <w:tc>
+          <w:tcPr>
+            <w:tcW w:type="dxa" w:w="2400"/>
+            <w:tcBorders>
+              <w:top w:val="single" w:color="BFBFBF" w:sz="4"/>
+              <w:left w:val="single" w:color="BFBFBF" w:sz="4"/>
+              <w:bottom w:val="single" w:color="BFBFBF" w:sz="4"/>
+              <w:right w:val="single" w:color="BFBFBF" w:sz="4"/>
+            </w:tcBorders>
+            <w:shd w:fill="FAF8F4" w:val="clear"/>
+            <w:tcMar>
+              <w:top w:type="dxa" w:w="100"/>
+              <w:left w:type="dxa" w:w="140"/>
+              <w:bottom w:type="dxa" w:w="100"/>
+              <w:right w:type="dxa" w:w="140"/>
+            </w:tcMar>
+            <w:vAlign w:val="top"/>
+          </w:tcPr>
+          <w:p>
+            <w:pPr>
+              <w:spacing w:after="0" w:line="280"/>
+              <w:jc w:val="left"/>
+            </w:pPr>
+            <w:r>
+              <w:rPr>
+                <w:b/>
+                <w:bCs/>
+              </w:rPr>
+              <w:t xml:space="preserve">r/ChangeMyView (Tan et al. 2016 — Winning Arguments corpus)</w:t>
+            </w:r>
+          </w:p>
+        </w:tc>
+        <w:tc>
+          <w:tcPr>
+            <w:tcW w:type="dxa" w:w="3000"/>
+            <w:tcBorders>
+              <w:top w:val="single" w:color="BFBFBF" w:sz="4"/>
+              <w:left w:val="single" w:color="BFBFBF" w:sz="4"/>
+              <w:bottom w:val="single" w:color="BFBFBF" w:sz="4"/>
+              <w:right w:val="single" w:color="BFBFBF" w:sz="4"/>
+            </w:tcBorders>
+            <w:shd w:fill="FAF8F4" w:val="clear"/>
+            <w:tcMar>
+              <w:top w:type="dxa" w:w="100"/>
+              <w:left w:type="dxa" w:w="140"/>
+              <w:bottom w:type="dxa" w:w="100"/>
+              <w:right w:type="dxa" w:w="140"/>
+            </w:tcMar>
+            <w:vAlign w:val="top"/>
+          </w:tcPr>
+          <w:p>
+            <w:pPr>
+              <w:spacing w:after="0" w:line="280"/>
+              <w:jc w:val="left"/>
+            </w:pPr>
+            <w:r>
+              <w:rPr>
+                <w:b w:val="false"/>
+                <w:bCs w:val="false"/>
+              </w:rPr>
+              <w:t xml:space="preserve">3,051 conversations, 293,297 utterances, 34,911 speakers. Ground-truth Δ persuasion labels: when the OP's view changes, they award a Δ to the comment that did it.</w:t>
+            </w:r>
+          </w:p>
+        </w:tc>
+        <w:tc>
+          <w:tcPr>
+            <w:tcW w:type="dxa" w:w="3780"/>
+            <w:tcBorders>
+              <w:top w:val="single" w:color="BFBFBF" w:sz="4"/>
+              <w:left w:val="single" w:color="BFBFBF" w:sz="4"/>
+              <w:bottom w:val="single" w:color="BFBFBF" w:sz="4"/>
+              <w:right w:val="single" w:color="BFBFBF" w:sz="4"/>
+            </w:tcBorders>
+            <w:shd w:fill="FAF8F4" w:val="clear"/>
+            <w:tcMar>
+              <w:top w:type="dxa" w:w="100"/>
+              <w:left w:type="dxa" w:w="140"/>
+              <w:bottom w:type="dxa" w:w="100"/>
+              <w:right w:type="dxa" w:w="140"/>
+            </w:tcMar>
+            <w:vAlign w:val="top"/>
+          </w:tcPr>
+          <w:p>
+            <w:pPr>
+              <w:spacing w:after="0" w:line="280"/>
+              <w:jc w:val="left"/>
+            </w:pPr>
+            <w:r>
+              <w:rPr>
+                <w:b w:val="false"/>
+                <w:bCs w:val="false"/>
+              </w:rPr>
+              <w:t xml:space="preserve">The only public dataset with literal “I was persuaded” labels. Used by Anthropic's persuasion benchmark, the OpenAI/Hackenburg analogs, and the (notorious) 2025 Zurich AI experiment that posted real LLM responses and tracked Δ awards. Drop-in ground truth for Layer 3 validation.</w:t>
+            </w:r>
+          </w:p>
+        </w:tc>
+      </w:tr>
+      <w:tr>
+        <w:tc>
+          <w:tcPr>
+            <w:tcW w:type="dxa" w:w="900"/>
+            <w:tcBorders>
+              <w:top w:val="single" w:color="BFBFBF" w:sz="4"/>
+              <w:left w:val="single" w:color="BFBFBF" w:sz="4"/>
+              <w:bottom w:val="single" w:color="BFBFBF" w:sz="4"/>
+              <w:right w:val="single" w:color="BFBFBF" w:sz="4"/>
+            </w:tcBorders>
+            <w:shd w:fill="FFFFFF" w:val="clear"/>
+            <w:tcMar>
+              <w:top w:type="dxa" w:w="100"/>
+              <w:left w:type="dxa" w:w="140"/>
+              <w:bottom w:type="dxa" w:w="100"/>
+              <w:right w:type="dxa" w:w="140"/>
+            </w:tcMar>
+            <w:vAlign w:val="top"/>
+          </w:tcPr>
+          <w:p>
+            <w:pPr>
+              <w:spacing w:after="0" w:line="280"/>
+              <w:jc w:val="center"/>
+            </w:pPr>
+            <w:r>
+              <w:rPr>
+                <w:b/>
+                <w:bCs/>
+                <w:color w:val="B85D2E"/>
+              </w:rPr>
+              <w:t xml:space="preserve">TIER 1</w:t>
+            </w:r>
+          </w:p>
+        </w:tc>
+        <w:tc>
+          <w:tcPr>
+            <w:tcW w:type="dxa" w:w="2400"/>
+            <w:tcBorders>
+              <w:top w:val="single" w:color="BFBFBF" w:sz="4"/>
+              <w:left w:val="single" w:color="BFBFBF" w:sz="4"/>
+              <w:bottom w:val="single" w:color="BFBFBF" w:sz="4"/>
+              <w:right w:val="single" w:color="BFBFBF" w:sz="4"/>
+            </w:tcBorders>
+            <w:shd w:fill="FFFFFF" w:val="clear"/>
+            <w:tcMar>
+              <w:top w:type="dxa" w:w="100"/>
+              <w:left w:type="dxa" w:w="140"/>
+              <w:bottom w:type="dxa" w:w="100"/>
+              <w:right w:type="dxa" w:w="140"/>
+            </w:tcMar>
+            <w:vAlign w:val="top"/>
+          </w:tcPr>
+          <w:p>
+            <w:pPr>
+              <w:spacing w:after="0" w:line="280"/>
+              <w:jc w:val="left"/>
+            </w:pPr>
+            <w:r>
+              <w:rPr>
+                <w:b/>
+                <w:bCs/>
+              </w:rPr>
+              <w:t xml:space="preserve">Anthropic/persuasion (Durmus et al. 2024, HuggingFace)</w:t>
+            </w:r>
+          </w:p>
+        </w:tc>
+        <w:tc>
+          <w:tcPr>
+            <w:tcW w:type="dxa" w:w="3000"/>
+            <w:tcBorders>
+              <w:top w:val="single" w:color="BFBFBF" w:sz="4"/>
+              <w:left w:val="single" w:color="BFBFBF" w:sz="4"/>
+              <w:bottom w:val="single" w:color="BFBFBF" w:sz="4"/>
+              <w:right w:val="single" w:color="BFBFBF" w:sz="4"/>
+            </w:tcBorders>
+            <w:shd w:fill="FFFFFF" w:val="clear"/>
+            <w:tcMar>
+              <w:top w:type="dxa" w:w="100"/>
+              <w:left w:type="dxa" w:w="140"/>
+              <w:bottom w:type="dxa" w:w="100"/>
+              <w:right w:type="dxa" w:w="140"/>
+            </w:tcMar>
+            <w:vAlign w:val="top"/>
+          </w:tcPr>
+          <w:p>
+            <w:pPr>
+              <w:spacing w:after="0" w:line="280"/>
+              <w:jc w:val="left"/>
+            </w:pPr>
+            <w:r>
+              <w:rPr>
+                <w:b w:val="false"/>
+                <w:bCs w:val="false"/>
+              </w:rPr>
+              <w:t xml:space="preserve">Pre/post claim ratings from human participants who read either an LLM-generated or human-generated argument. Initial vs. final stance, by claim, by source.</w:t>
+            </w:r>
+          </w:p>
+        </w:tc>
+        <w:tc>
+          <w:tcPr>
+            <w:tcW w:type="dxa" w:w="3780"/>
+            <w:tcBorders>
+              <w:top w:val="single" w:color="BFBFBF" w:sz="4"/>
+              <w:left w:val="single" w:color="BFBFBF" w:sz="4"/>
+              <w:bottom w:val="single" w:color="BFBFBF" w:sz="4"/>
+              <w:right w:val="single" w:color="BFBFBF" w:sz="4"/>
+            </w:tcBorders>
+            <w:shd w:fill="FFFFFF" w:val="clear"/>
+            <w:tcMar>
+              <w:top w:type="dxa" w:w="100"/>
+              <w:left w:type="dxa" w:w="140"/>
+              <w:bottom w:type="dxa" w:w="100"/>
+              <w:right w:type="dxa" w:w="140"/>
+            </w:tcMar>
+            <w:vAlign w:val="top"/>
+          </w:tcPr>
+          <w:p>
+            <w:pPr>
+              <w:spacing w:after="0" w:line="280"/>
+              <w:jc w:val="left"/>
+            </w:pPr>
+            <w:r>
+              <w:rPr>
+                <w:b w:val="false"/>
+                <w:bCs w:val="false"/>
+              </w:rPr>
+              <w:t xml:space="preserve">Clean attitude-change measurement on isolated claims. Useful as a complementary Layer 3 check that doesn't require network structure. Hackenburg cites it; field-standard.</w:t>
+            </w:r>
+          </w:p>
+        </w:tc>
+      </w:tr>
+      <w:tr>
+        <w:tc>
+          <w:tcPr>
+            <w:tcW w:type="dxa" w:w="900"/>
+            <w:tcBorders>
+              <w:top w:val="single" w:color="BFBFBF" w:sz="4"/>
+              <w:left w:val="single" w:color="BFBFBF" w:sz="4"/>
+              <w:bottom w:val="single" w:color="BFBFBF" w:sz="4"/>
+              <w:right w:val="single" w:color="BFBFBF" w:sz="4"/>
+            </w:tcBorders>
+            <w:shd w:fill="FAF8F4" w:val="clear"/>
+            <w:tcMar>
+              <w:top w:type="dxa" w:w="100"/>
+              <w:left w:type="dxa" w:w="140"/>
+              <w:bottom w:type="dxa" w:w="100"/>
+              <w:right w:type="dxa" w:w="140"/>
+            </w:tcMar>
+            <w:vAlign w:val="top"/>
+          </w:tcPr>
+          <w:p>
+            <w:pPr>
+              <w:spacing w:after="0" w:line="280"/>
+              <w:jc w:val="center"/>
+            </w:pPr>
+            <w:r>
+              <w:rPr>
+                <w:b/>
+                <w:bCs/>
+                <w:color w:val="B85D2E"/>
+              </w:rPr>
+              <w:t xml:space="preserve">TIER 2</w:t>
+            </w:r>
+          </w:p>
+        </w:tc>
+        <w:tc>
+          <w:tcPr>
+            <w:tcW w:type="dxa" w:w="2400"/>
+            <w:tcBorders>
+              <w:top w:val="single" w:color="BFBFBF" w:sz="4"/>
+              <w:left w:val="single" w:color="BFBFBF" w:sz="4"/>
+              <w:bottom w:val="single" w:color="BFBFBF" w:sz="4"/>
+              <w:right w:val="single" w:color="BFBFBF" w:sz="4"/>
+            </w:tcBorders>
+            <w:shd w:fill="FAF8F4" w:val="clear"/>
+            <w:tcMar>
+              <w:top w:type="dxa" w:w="100"/>
+              <w:left w:type="dxa" w:w="140"/>
+              <w:bottom w:type="dxa" w:w="100"/>
+              <w:right w:type="dxa" w:w="140"/>
+            </w:tcMar>
+            <w:vAlign w:val="top"/>
+          </w:tcPr>
+          <w:p>
+            <w:pPr>
+              <w:spacing w:after="0" w:line="280"/>
+              <w:jc w:val="left"/>
+            </w:pPr>
+            <w:r>
+              <w:rPr>
+                <w:b/>
+                <w:bCs/>
+              </w:rPr>
+              <w:t xml:space="preserve">r/Brexit longitudinal corpus (Brexit Means Brexit, 2026)</w:t>
+            </w:r>
+          </w:p>
+        </w:tc>
+        <w:tc>
+          <w:tcPr>
+            <w:tcW w:type="dxa" w:w="3000"/>
+            <w:tcBorders>
+              <w:top w:val="single" w:color="BFBFBF" w:sz="4"/>
+              <w:left w:val="single" w:color="BFBFBF" w:sz="4"/>
+              <w:bottom w:val="single" w:color="BFBFBF" w:sz="4"/>
+              <w:right w:val="single" w:color="BFBFBF" w:sz="4"/>
+            </w:tcBorders>
+            <w:shd w:fill="FAF8F4" w:val="clear"/>
+            <w:tcMar>
+              <w:top w:type="dxa" w:w="100"/>
+              <w:left w:type="dxa" w:w="140"/>
+              <w:bottom w:type="dxa" w:w="100"/>
+              <w:right w:type="dxa" w:w="140"/>
+            </w:tcMar>
+            <w:vAlign w:val="top"/>
+          </w:tcPr>
+          <w:p>
+            <w:pPr>
+              <w:spacing w:after="0" w:line="280"/>
+              <w:jc w:val="left"/>
+            </w:pPr>
+            <w:r>
+              <w:rPr>
+                <w:b w:val="false"/>
+                <w:bCs w:val="false"/>
+              </w:rPr>
+              <w:t xml:space="preserve">871k submissions across 5+ years; 5,895 hand-annotated submissions across 27 time periods, inter-annotator agreement 0.804.</w:t>
+            </w:r>
+          </w:p>
+        </w:tc>
+        <w:tc>
+          <w:tcPr>
+            <w:tcW w:type="dxa" w:w="3780"/>
+            <w:tcBorders>
+              <w:top w:val="single" w:color="BFBFBF" w:sz="4"/>
+              <w:left w:val="single" w:color="BFBFBF" w:sz="4"/>
+              <w:bottom w:val="single" w:color="BFBFBF" w:sz="4"/>
+              <w:right w:val="single" w:color="BFBFBF" w:sz="4"/>
+            </w:tcBorders>
+            <w:shd w:fill="FAF8F4" w:val="clear"/>
+            <w:tcMar>
+              <w:top w:type="dxa" w:w="100"/>
+              <w:left w:type="dxa" w:w="140"/>
+              <w:bottom w:type="dxa" w:w="100"/>
+              <w:right w:type="dxa" w:w="140"/>
+            </w:tcMar>
+            <w:vAlign w:val="top"/>
+          </w:tcPr>
+          <w:p>
+            <w:pPr>
+              <w:spacing w:after="0" w:line="280"/>
+              <w:jc w:val="left"/>
+            </w:pPr>
+            <w:r>
+              <w:rPr>
+                <w:b w:val="false"/>
+                <w:bCs w:val="false"/>
+              </w:rPr>
+              <w:t xml:space="preserve">Best longitudinal corpus for fitting time-varying PINN coefficients across known polarization shocks (referendum, May, Johnson, Brexit day). The recent paper notes that survivorship bias dominates polarization on r/BREXIT — itself a finding our PINN should reproduce.</w:t>
+            </w:r>
+          </w:p>
+        </w:tc>
+      </w:tr>
+      <w:tr>
+        <w:tc>
+          <w:tcPr>
+            <w:tcW w:type="dxa" w:w="900"/>
+            <w:tcBorders>
+              <w:top w:val="single" w:color="BFBFBF" w:sz="4"/>
+              <w:left w:val="single" w:color="BFBFBF" w:sz="4"/>
+              <w:bottom w:val="single" w:color="BFBFBF" w:sz="4"/>
+              <w:right w:val="single" w:color="BFBFBF" w:sz="4"/>
+            </w:tcBorders>
+            <w:shd w:fill="FFFFFF" w:val="clear"/>
+            <w:tcMar>
+              <w:top w:type="dxa" w:w="100"/>
+              <w:left w:type="dxa" w:w="140"/>
+              <w:bottom w:type="dxa" w:w="100"/>
+              <w:right w:type="dxa" w:w="140"/>
+            </w:tcMar>
+            <w:vAlign w:val="top"/>
+          </w:tcPr>
+          <w:p>
+            <w:pPr>
+              <w:spacing w:after="0" w:line="280"/>
+              <w:jc w:val="center"/>
+            </w:pPr>
+            <w:r>
+              <w:rPr>
+                <w:b/>
+                <w:bCs/>
+                <w:color w:val="B85D2E"/>
+              </w:rPr>
+              <w:t xml:space="preserve">TIER 2</w:t>
+            </w:r>
+          </w:p>
+        </w:tc>
+        <w:tc>
+          <w:tcPr>
+            <w:tcW w:type="dxa" w:w="2400"/>
+            <w:tcBorders>
+              <w:top w:val="single" w:color="BFBFBF" w:sz="4"/>
+              <w:left w:val="single" w:color="BFBFBF" w:sz="4"/>
+              <w:bottom w:val="single" w:color="BFBFBF" w:sz="4"/>
+              <w:right w:val="single" w:color="BFBFBF" w:sz="4"/>
+            </w:tcBorders>
+            <w:shd w:fill="FFFFFF" w:val="clear"/>
+            <w:tcMar>
+              <w:top w:type="dxa" w:w="100"/>
+              <w:left w:type="dxa" w:w="140"/>
+              <w:bottom w:type="dxa" w:w="100"/>
+              <w:right w:type="dxa" w:w="140"/>
+            </w:tcMar>
+            <w:vAlign w:val="top"/>
+          </w:tcPr>
+          <w:p>
+            <w:pPr>
+              <w:spacing w:after="0" w:line="280"/>
+              <w:jc w:val="left"/>
+            </w:pPr>
+            <w:r>
+              <w:rPr>
+                <w:b/>
+                <w:bCs/>
+              </w:rPr>
+              <w:t xml:space="preserve">LC-Stance — Long COVID treatment claims (Reddit, 2024)</w:t>
+            </w:r>
+          </w:p>
+        </w:tc>
+        <w:tc>
+          <w:tcPr>
+            <w:tcW w:type="dxa" w:w="3000"/>
+            <w:tcBorders>
+              <w:top w:val="single" w:color="BFBFBF" w:sz="4"/>
+              <w:left w:val="single" w:color="BFBFBF" w:sz="4"/>
+              <w:bottom w:val="single" w:color="BFBFBF" w:sz="4"/>
+              <w:right w:val="single" w:color="BFBFBF" w:sz="4"/>
+            </w:tcBorders>
+            <w:shd w:fill="FFFFFF" w:val="clear"/>
+            <w:tcMar>
+              <w:top w:type="dxa" w:w="100"/>
+              <w:left w:type="dxa" w:w="140"/>
+              <w:bottom w:type="dxa" w:w="100"/>
+              <w:right w:type="dxa" w:w="140"/>
+            </w:tcMar>
+            <w:vAlign w:val="top"/>
+          </w:tcPr>
+          <w:p>
+            <w:pPr>
+              <w:spacing w:after="0" w:line="280"/>
+              <w:jc w:val="left"/>
+            </w:pPr>
+            <w:r>
+              <w:rPr>
+                <w:b w:val="false"/>
+                <w:bCs w:val="false"/>
+              </w:rPr>
+              <w:t xml:space="preserve">400 (title, comment) pairs from r/covidlonghaulers, hand-annotated for stance and claim type.</w:t>
+            </w:r>
+          </w:p>
+        </w:tc>
+        <w:tc>
+          <w:tcPr>
+            <w:tcW w:type="dxa" w:w="3780"/>
+            <w:tcBorders>
+              <w:top w:val="single" w:color="BFBFBF" w:sz="4"/>
+              <w:left w:val="single" w:color="BFBFBF" w:sz="4"/>
+              <w:bottom w:val="single" w:color="BFBFBF" w:sz="4"/>
+              <w:right w:val="single" w:color="BFBFBF" w:sz="4"/>
+            </w:tcBorders>
+            <w:shd w:fill="FFFFFF" w:val="clear"/>
+            <w:tcMar>
+              <w:top w:type="dxa" w:w="100"/>
+              <w:left w:type="dxa" w:w="140"/>
+              <w:bottom w:type="dxa" w:w="100"/>
+              <w:right w:type="dxa" w:w="140"/>
+            </w:tcMar>
+            <w:vAlign w:val="top"/>
+          </w:tcPr>
+          <w:p>
+            <w:pPr>
+              <w:spacing w:after="0" w:line="280"/>
+              <w:jc w:val="left"/>
+            </w:pPr>
+            <w:r>
+              <w:rPr>
+                <w:b w:val="false"/>
+                <w:bCs w:val="false"/>
+              </w:rPr>
+              <w:t xml:space="preserve">Health-misinformation domain. Real-world stakes. Operationally relevant to cognitive-security framing. Smaller scale but high-quality labels.</w:t>
+            </w:r>
+          </w:p>
+        </w:tc>
+      </w:tr>
+      <w:tr>
+        <w:tc>
+          <w:tcPr>
+            <w:tcW w:type="dxa" w:w="900"/>
+            <w:tcBorders>
+              <w:top w:val="single" w:color="BFBFBF" w:sz="4"/>
+              <w:left w:val="single" w:color="BFBFBF" w:sz="4"/>
+              <w:bottom w:val="single" w:color="BFBFBF" w:sz="4"/>
+              <w:right w:val="single" w:color="BFBFBF" w:sz="4"/>
+            </w:tcBorders>
+            <w:shd w:fill="FAF8F4" w:val="clear"/>
+            <w:tcMar>
+              <w:top w:type="dxa" w:w="100"/>
+              <w:left w:type="dxa" w:w="140"/>
+              <w:bottom w:type="dxa" w:w="100"/>
+              <w:right w:type="dxa" w:w="140"/>
+            </w:tcMar>
+            <w:vAlign w:val="top"/>
+          </w:tcPr>
+          <w:p>
+            <w:pPr>
+              <w:spacing w:after="0" w:line="280"/>
+              <w:jc w:val="center"/>
+            </w:pPr>
+            <w:r>
+              <w:rPr>
+                <w:b/>
+                <w:bCs/>
+                <w:color w:val="B85D2E"/>
+              </w:rPr>
+              <w:t xml:space="preserve">TIER 3</w:t>
+            </w:r>
+          </w:p>
+        </w:tc>
+        <w:tc>
+          <w:tcPr>
+            <w:tcW w:type="dxa" w:w="2400"/>
+            <w:tcBorders>
+              <w:top w:val="single" w:color="BFBFBF" w:sz="4"/>
+              <w:left w:val="single" w:color="BFBFBF" w:sz="4"/>
+              <w:bottom w:val="single" w:color="BFBFBF" w:sz="4"/>
+              <w:right w:val="single" w:color="BFBFBF" w:sz="4"/>
+            </w:tcBorders>
+            <w:shd w:fill="FAF8F4" w:val="clear"/>
+            <w:tcMar>
+              <w:top w:type="dxa" w:w="100"/>
+              <w:left w:type="dxa" w:w="140"/>
+              <w:bottom w:type="dxa" w:w="100"/>
+              <w:right w:type="dxa" w:w="140"/>
+            </w:tcMar>
+            <w:vAlign w:val="top"/>
+          </w:tcPr>
+          <w:p>
+            <w:pPr>
+              <w:spacing w:after="0" w:line="280"/>
+              <w:jc w:val="left"/>
+            </w:pPr>
+            <w:r>
+              <w:rPr>
+                <w:b/>
+                <w:bCs/>
+              </w:rPr>
+              <w:t xml:space="preserve">Reddit Pushshift / Arctic Shift on polarized topics</w:t>
+            </w:r>
+          </w:p>
+        </w:tc>
+        <w:tc>
+          <w:tcPr>
+            <w:tcW w:type="dxa" w:w="3000"/>
+            <w:tcBorders>
+              <w:top w:val="single" w:color="BFBFBF" w:sz="4"/>
+              <w:left w:val="single" w:color="BFBFBF" w:sz="4"/>
+              <w:bottom w:val="single" w:color="BFBFBF" w:sz="4"/>
+              <w:right w:val="single" w:color="BFBFBF" w:sz="4"/>
+            </w:tcBorders>
+            <w:shd w:fill="FAF8F4" w:val="clear"/>
+            <w:tcMar>
+              <w:top w:type="dxa" w:w="100"/>
+              <w:left w:type="dxa" w:w="140"/>
+              <w:bottom w:type="dxa" w:w="100"/>
+              <w:right w:type="dxa" w:w="140"/>
+            </w:tcMar>
+            <w:vAlign w:val="top"/>
+          </w:tcPr>
+          <w:p>
+            <w:pPr>
+              <w:spacing w:after="0" w:line="280"/>
+              <w:jc w:val="left"/>
+            </w:pPr>
+            <w:r>
+              <w:rPr>
+                <w:b w:val="false"/>
+                <w:bCs w:val="false"/>
+              </w:rPr>
+              <w:t xml:space="preserve">Full historical corpus of Reddit posts and comments, with reply structure preserved. Pushshift covers 2005-2023; Arctic Shift covers 2023+.</w:t>
+            </w:r>
+          </w:p>
+        </w:tc>
+        <w:tc>
+          <w:tcPr>
+            <w:tcW w:type="dxa" w:w="3780"/>
+            <w:tcBorders>
+              <w:top w:val="single" w:color="BFBFBF" w:sz="4"/>
+              <w:left w:val="single" w:color="BFBFBF" w:sz="4"/>
+              <w:bottom w:val="single" w:color="BFBFBF" w:sz="4"/>
+              <w:right w:val="single" w:color="BFBFBF" w:sz="4"/>
+            </w:tcBorders>
+            <w:shd w:fill="FAF8F4" w:val="clear"/>
+            <w:tcMar>
+              <w:top w:type="dxa" w:w="100"/>
+              <w:left w:type="dxa" w:w="140"/>
+              <w:bottom w:type="dxa" w:w="100"/>
+              <w:right w:type="dxa" w:w="140"/>
+            </w:tcMar>
+            <w:vAlign w:val="top"/>
+          </w:tcPr>
+          <w:p>
+            <w:pPr>
+              <w:spacing w:after="0" w:line="280"/>
+              <w:jc w:val="left"/>
+            </w:pPr>
+            <w:r>
+              <w:rPr>
+                <w:b w:val="false"/>
+                <w:bCs w:val="false"/>
+              </w:rPr>
+              <w:t xml:space="preserve">Source for cascade structure and diffusion measurement on any chosen topic. Best operationalized via 3-5 polarized subreddit pairs (e.g., r/politics ↔ r/conservative around the Dobbs ruling).</w:t>
+            </w:r>
+          </w:p>
+        </w:tc>
+      </w:tr>
+      <w:tr>
+        <w:tc>
+          <w:tcPr>
+            <w:tcW w:type="dxa" w:w="900"/>
+            <w:tcBorders>
+              <w:top w:val="single" w:color="BFBFBF" w:sz="4"/>
+              <w:left w:val="single" w:color="BFBFBF" w:sz="4"/>
+              <w:bottom w:val="single" w:color="BFBFBF" w:sz="4"/>
+              <w:right w:val="single" w:color="BFBFBF" w:sz="4"/>
+            </w:tcBorders>
+            <w:shd w:fill="FFFFFF" w:val="clear"/>
+            <w:tcMar>
+              <w:top w:type="dxa" w:w="100"/>
+              <w:left w:type="dxa" w:w="140"/>
+              <w:bottom w:type="dxa" w:w="100"/>
+              <w:right w:type="dxa" w:w="140"/>
+            </w:tcMar>
+            <w:vAlign w:val="top"/>
+          </w:tcPr>
+          <w:p>
+            <w:pPr>
+              <w:spacing w:after="0" w:line="280"/>
+              <w:jc w:val="center"/>
+            </w:pPr>
+            <w:r>
+              <w:rPr>
+                <w:b/>
+                <w:bCs/>
+                <w:color w:val="B85D2E"/>
+              </w:rPr>
+              <w:t xml:space="preserve">TIER 3</w:t>
+            </w:r>
+          </w:p>
+        </w:tc>
+        <w:tc>
+          <w:tcPr>
+            <w:tcW w:type="dxa" w:w="2400"/>
+            <w:tcBorders>
+              <w:top w:val="single" w:color="BFBFBF" w:sz="4"/>
+              <w:left w:val="single" w:color="BFBFBF" w:sz="4"/>
+              <w:bottom w:val="single" w:color="BFBFBF" w:sz="4"/>
+              <w:right w:val="single" w:color="BFBFBF" w:sz="4"/>
+            </w:tcBorders>
+            <w:shd w:fill="FFFFFF" w:val="clear"/>
+            <w:tcMar>
+              <w:top w:type="dxa" w:w="100"/>
+              <w:left w:type="dxa" w:w="140"/>
+              <w:bottom w:type="dxa" w:w="100"/>
+              <w:right w:type="dxa" w:w="140"/>
+            </w:tcMar>
+            <w:vAlign w:val="top"/>
+          </w:tcPr>
+          <w:p>
+            <w:pPr>
+              <w:spacing w:after="0" w:line="280"/>
+              <w:jc w:val="left"/>
+            </w:pPr>
+            <w:r>
+              <w:rPr>
+                <w:b/>
+                <w:bCs/>
+              </w:rPr>
+              <w:t xml:space="preserve">Bluesky firehose &amp; Telegram public channels</w:t>
+            </w:r>
+          </w:p>
+        </w:tc>
+        <w:tc>
+          <w:tcPr>
+            <w:tcW w:type="dxa" w:w="3000"/>
+            <w:tcBorders>
+              <w:top w:val="single" w:color="BFBFBF" w:sz="4"/>
+              <w:left w:val="single" w:color="BFBFBF" w:sz="4"/>
+              <w:bottom w:val="single" w:color="BFBFBF" w:sz="4"/>
+              <w:right w:val="single" w:color="BFBFBF" w:sz="4"/>
+            </w:tcBorders>
+            <w:shd w:fill="FFFFFF" w:val="clear"/>
+            <w:tcMar>
+              <w:top w:type="dxa" w:w="100"/>
+              <w:left w:type="dxa" w:w="140"/>
+              <w:bottom w:type="dxa" w:w="100"/>
+              <w:right w:type="dxa" w:w="140"/>
+            </w:tcMar>
+            <w:vAlign w:val="top"/>
+          </w:tcPr>
+          <w:p>
+            <w:pPr>
+              <w:spacing w:after="0" w:line="280"/>
+              <w:jc w:val="left"/>
+            </w:pPr>
+            <w:r>
+              <w:rPr>
+                <w:b w:val="false"/>
+                <w:bCs w:val="false"/>
+              </w:rPr>
+              <w:t xml:space="preserve">Bluesky: full public firehose with reply graphs. Telegram: cross-channel forwarding as the interaction signal.</w:t>
+            </w:r>
+          </w:p>
+        </w:tc>
+        <w:tc>
+          <w:tcPr>
+            <w:tcW w:type="dxa" w:w="3780"/>
+            <w:tcBorders>
+              <w:top w:val="single" w:color="BFBFBF" w:sz="4"/>
+              <w:left w:val="single" w:color="BFBFBF" w:sz="4"/>
+              <w:bottom w:val="single" w:color="BFBFBF" w:sz="4"/>
+              <w:right w:val="single" w:color="BFBFBF" w:sz="4"/>
+            </w:tcBorders>
+            <w:shd w:fill="FFFFFF" w:val="clear"/>
+            <w:tcMar>
+              <w:top w:type="dxa" w:w="100"/>
+              <w:left w:type="dxa" w:w="140"/>
+              <w:bottom w:type="dxa" w:w="100"/>
+              <w:right w:type="dxa" w:w="140"/>
+            </w:tcMar>
+            <w:vAlign w:val="top"/>
+          </w:tcPr>
+          <w:p>
+            <w:pPr>
+              <w:spacing w:after="0" w:line="280"/>
+              <w:jc w:val="left"/>
+            </w:pPr>
+            <w:r>
+              <w:rPr>
+                <w:b w:val="false"/>
+                <w:bCs w:val="false"/>
+              </w:rPr>
+              <w:t xml:space="preserve">Platform generalization tests. Same pipeline, different network shape (no subreddit boundaries on Bluesky; broadcast-dominant on Telegram). Volkova's group uses both.</w:t>
+            </w:r>
+          </w:p>
+        </w:tc>
+      </w:tr>
+      <w:tr>
+        <w:tc>
+          <w:tcPr>
+            <w:tcW w:type="dxa" w:w="900"/>
+            <w:tcBorders>
+              <w:top w:val="single" w:color="BFBFBF" w:sz="4"/>
+              <w:left w:val="single" w:color="BFBFBF" w:sz="4"/>
+              <w:bottom w:val="single" w:color="BFBFBF" w:sz="4"/>
+              <w:right w:val="single" w:color="BFBFBF" w:sz="4"/>
+            </w:tcBorders>
+            <w:shd w:fill="FAF8F4" w:val="clear"/>
+            <w:tcMar>
+              <w:top w:type="dxa" w:w="100"/>
+              <w:left w:type="dxa" w:w="140"/>
+              <w:bottom w:type="dxa" w:w="100"/>
+              <w:right w:type="dxa" w:w="140"/>
+            </w:tcMar>
+            <w:vAlign w:val="top"/>
+          </w:tcPr>
+          <w:p>
+            <w:pPr>
+              <w:spacing w:after="0" w:line="280"/>
+              <w:jc w:val="center"/>
+            </w:pPr>
+            <w:r>
+              <w:rPr>
+                <w:b/>
+                <w:bCs/>
+                <w:color w:val="B85D2E"/>
+              </w:rPr>
+              <w:t xml:space="preserve">TIER 4</w:t>
+            </w:r>
+          </w:p>
+        </w:tc>
+        <w:tc>
+          <w:tcPr>
+            <w:tcW w:type="dxa" w:w="2400"/>
+            <w:tcBorders>
+              <w:top w:val="single" w:color="BFBFBF" w:sz="4"/>
+              <w:left w:val="single" w:color="BFBFBF" w:sz="4"/>
+              <w:bottom w:val="single" w:color="BFBFBF" w:sz="4"/>
+              <w:right w:val="single" w:color="BFBFBF" w:sz="4"/>
+            </w:tcBorders>
+            <w:shd w:fill="FAF8F4" w:val="clear"/>
+            <w:tcMar>
+              <w:top w:type="dxa" w:w="100"/>
+              <w:left w:type="dxa" w:w="140"/>
+              <w:bottom w:type="dxa" w:w="100"/>
+              <w:right w:type="dxa" w:w="140"/>
+            </w:tcMar>
+            <w:vAlign w:val="top"/>
+          </w:tcPr>
+          <w:p>
+            <w:pPr>
+              <w:spacing w:after="0" w:line="280"/>
+              <w:jc w:val="left"/>
+            </w:pPr>
+            <w:r>
+              <w:rPr>
+                <w:b/>
+                <w:bCs/>
+              </w:rPr>
+              <w:t xml:space="preserve">PersuasionBench, Persuasion-for-Good, MMPersuade</w:t>
+            </w:r>
+          </w:p>
+        </w:tc>
+        <w:tc>
+          <w:tcPr>
+            <w:tcW w:type="dxa" w:w="3000"/>
+            <w:tcBorders>
+              <w:top w:val="single" w:color="BFBFBF" w:sz="4"/>
+              <w:left w:val="single" w:color="BFBFBF" w:sz="4"/>
+              <w:bottom w:val="single" w:color="BFBFBF" w:sz="4"/>
+              <w:right w:val="single" w:color="BFBFBF" w:sz="4"/>
+            </w:tcBorders>
+            <w:shd w:fill="FAF8F4" w:val="clear"/>
+            <w:tcMar>
+              <w:top w:type="dxa" w:w="100"/>
+              <w:left w:type="dxa" w:w="140"/>
+              <w:bottom w:type="dxa" w:w="100"/>
+              <w:right w:type="dxa" w:w="140"/>
+            </w:tcMar>
+            <w:vAlign w:val="top"/>
+          </w:tcPr>
+          <w:p>
+            <w:pPr>
+              <w:spacing w:after="0" w:line="280"/>
+              <w:jc w:val="left"/>
+            </w:pPr>
+            <w:r>
+              <w:rPr>
+                <w:b w:val="false"/>
+                <w:bCs w:val="false"/>
+              </w:rPr>
+              <w:t xml:space="preserve">Multi-task LLM persuasion benchmarks released 2024-2025. Generative + simulative persuasion tasks across multiple modalities.</w:t>
+            </w:r>
+          </w:p>
+        </w:tc>
+        <w:tc>
+          <w:tcPr>
+            <w:tcW w:type="dxa" w:w="3780"/>
+            <w:tcBorders>
+              <w:top w:val="single" w:color="BFBFBF" w:sz="4"/>
+              <w:left w:val="single" w:color="BFBFBF" w:sz="4"/>
+              <w:bottom w:val="single" w:color="BFBFBF" w:sz="4"/>
+              <w:right w:val="single" w:color="BFBFBF" w:sz="4"/>
+            </w:tcBorders>
+            <w:shd w:fill="FAF8F4" w:val="clear"/>
+            <w:tcMar>
+              <w:top w:type="dxa" w:w="100"/>
+              <w:left w:type="dxa" w:w="140"/>
+              <w:bottom w:type="dxa" w:w="100"/>
+              <w:right w:type="dxa" w:w="140"/>
+            </w:tcMar>
+            <w:vAlign w:val="top"/>
+          </w:tcPr>
+          <w:p>
+            <w:pPr>
+              <w:spacing w:after="0" w:line="280"/>
+              <w:jc w:val="left"/>
+            </w:pPr>
+            <w:r>
+              <w:rPr>
+                <w:b w:val="false"/>
+                <w:bCs w:val="false"/>
+              </w:rPr>
+              <w:t xml:space="preserve">Useful for cross-checking that our agentic audience matches established persuasion benchmarks beyond CMV. Guards against CMV-specific overfitting.</w:t>
+            </w:r>
+          </w:p>
+        </w:tc>
+      </w:tr>
+    </w:tbl>
+    <w:p>
+      <w:pPr>
+        <w:spacing w:after="120"/>
+      </w:pPr>
+      <w:r>
+        <w:t xml:space="preserve"/>
+      </w:r>
+    </w:p>
+    <w:p>
+      <w:pPr>
+        <w:spacing w:after="120" w:line="320"/>
+      </w:pPr>
+      <w:r>
+        <w:rPr>
+          <w:b/>
+          <w:bCs/>
+          <w:i w:val="false"/>
+          <w:iCs w:val="false"/>
+        </w:rPr>
+        <w:t xml:space="preserve">The recommended reference build uses </w:t>
+      </w:r>
+      <w:r>
+        <w:rPr>
+          <w:b w:val="false"/>
+          <w:bCs w:val="false"/>
+          <w:i w:val="false"/>
+          <w:iCs w:val="false"/>
+        </w:rPr>
+        <w:t xml:space="preserve">ChangeMyView (Layer 3 ground truth) + Brexit (longitudinal coefficient fitting) + one current polarized topic on Reddit (general diffusion structure). </w:t>
+      </w:r>
+      <w:r>
+        <w:rPr>
+          <w:b w:val="false"/>
+          <w:bCs w:val="false"/>
+          <w:i w:val="false"/>
+          <w:iCs w:val="false"/>
+        </w:rPr>
+        <w:t xml:space="preserve">Bluesky and Telegram are added as platform-generalization tests in Stage D, not in the primary build.</w:t>
+      </w:r>
+    </w:p>
+    <w:p>
+      <w:pPr>
+        <w:spacing w:after="120"/>
+      </w:pPr>
+      <w:r>
+        <w:t xml:space="preserve"/>
+      </w:r>
+    </w:p>
+    <w:p>
+      <w:pPr>
+        <w:pStyle w:val="Heading3"/>
+      </w:pPr>
+      <w:r>
+        <w:t xml:space="preserve">D.  What the agents actually talk about</w:t>
+      </w:r>
+    </w:p>
+    <w:p>
+      <w:pPr>
+        <w:spacing w:after="120" w:line="320"/>
+      </w:pPr>
+      <w:r>
+        <w:rPr>
+          <w:b w:val="false"/>
+          <w:bCs w:val="false"/>
+          <w:i w:val="false"/>
+          <w:iCs w:val="false"/>
+        </w:rPr>
+        <w:t xml:space="preserve">Three topic cases for the reference build, each with established data and a clear external shock or controlled structure. Topic 1 is the lab-grade ground truth; Topics 2 and 3 are the natural-population validation.</w:t>
+      </w:r>
+    </w:p>
+    <w:p>
+      <w:pPr>
+        <w:spacing w:after="120" w:line="320"/>
+      </w:pPr>
+      <w:r>
+        <w:rPr>
+          <w:b/>
+          <w:bCs/>
+          <w:i w:val="false"/>
+          <w:iCs w:val="false"/>
+          <w:color w:val="B85D2E"/>
+        </w:rPr>
+        <w:t xml:space="preserve">Topic 1 — CMV mini-cases (lab-grade ground truth). </w:t>
+      </w:r>
+      <w:r>
+        <w:rPr>
+          <w:b w:val="false"/>
+          <w:bCs w:val="false"/>
+          <w:i w:val="false"/>
+          <w:iCs w:val="false"/>
+        </w:rPr>
+        <w:t xml:space="preserve">Use 50 r/ChangeMyView original posts as starting conditions. Each post comes with the OP's stance, their reasoning, and the actual replies that did or did not earn a Δ. Agents act as either the OP (does our simulated OP award a Δ at the human rate?) or as responders (do our simulated responders generate replies that earn Δs at the rate human responders did?). Spans the natural CMV distribution: politics, ethics, economics, lifestyle, abstract claims. Sample claims from the corpus: “CMV: Space exploration is a waste of money.” “CMV: Tipping should be abolished.” “CMV: There is no objective morality.” This is the cleanest persuasion measurement available.</w:t>
+      </w:r>
+    </w:p>
+    <w:p>
+      <w:pPr>
+        <w:spacing w:after="120" w:line="320"/>
+      </w:pPr>
+      <w:r>
+        <w:rPr>
+          <w:b/>
+          <w:bCs/>
+          <w:i w:val="false"/>
+          <w:iCs w:val="false"/>
+          <w:color w:val="B85D2E"/>
+        </w:rPr>
+        <w:t xml:space="preserve">Topic 2 — Long COVID treatment claims (real-world stakes, current). </w:t>
+      </w:r>
+      <w:r>
+        <w:rPr>
+          <w:b w:val="false"/>
+          <w:bCs w:val="false"/>
+          <w:i w:val="false"/>
+          <w:iCs w:val="false"/>
+        </w:rPr>
+        <w:t xml:space="preserve">Health misinformation in r/covidlonghaulers. LC-Stance dataset already hand-annotates 400 (title, comment) pairs for stance on emerging treatment claims. Every major long-COVID research announcement is a natural shock to the community's stance distribution. Operationally relevant: this is where adversarial persuasion has measurable real-world consequences.</w:t>
+      </w:r>
+    </w:p>
+    <w:p>
+      <w:pPr>
+        <w:spacing w:after="120" w:line="320"/>
+      </w:pPr>
+      <w:r>
+        <w:rPr>
+          <w:b/>
+          <w:bCs/>
+          <w:i w:val="false"/>
+          <w:iCs w:val="false"/>
+          <w:color w:val="B85D2E"/>
+        </w:rPr>
+        <w:t xml:space="preserve">Topic 3 — Brexit (longitudinal, polarized, mature dataset). </w:t>
+      </w:r>
+      <w:r>
+        <w:rPr>
+          <w:b w:val="false"/>
+          <w:bCs w:val="false"/>
+          <w:i w:val="false"/>
+          <w:iCs w:val="false"/>
+        </w:rPr>
+        <w:t xml:space="preserve">r/BREXIT, 2015–2021, 871,000 submissions, 5,895 hand-annotated for stance across 27 time periods. The discrete events — referendum, May resignation, Johnson election, Brexit day — are natural shocks for testing whether PINN coefficients track reality through known polarization moments. The recent finding that survivorship bias (entrenched users staying, persuadable users leaving) drives polarization on this corpus is itself a target for the PINN to reproduce.</w:t>
+      </w:r>
+    </w:p>
+    <w:p>
+      <w:pPr>
+        <w:spacing w:after="120" w:line="320"/>
+      </w:pPr>
+      <w:r>
+        <w:rPr>
+          <w:b w:val="false"/>
+          <w:bCs w:val="false"/>
+          <w:i w:val="false"/>
+          <w:iCs w:val="false"/>
+        </w:rPr>
+        <w:t xml:space="preserve">For the persuasion-lever sweep (Stage D), the persuader-agent is given a claim from the topic the audience is currently discussing and instructed to argue for or against, varying its post-training, prompting strategy, and network position per the factorial. Audience agents respond, propagate, defect, or grant in-sim deltas.</w:t>
+      </w:r>
+    </w:p>
+    <w:p>
+      <w:pPr>
+        <w:spacing w:after="120"/>
+      </w:pPr>
+      <w:r>
+        <w:t xml:space="preserve"/>
+      </w:r>
+    </w:p>
+    <w:p>
+      <w:pPr>
+        <w:pStyle w:val="Heading3"/>
+      </w:pPr>
+      <w:r>
+        <w:t xml:space="preserve">E.  How we measure persuasion happening to and around the agents</w:t>
+      </w:r>
+    </w:p>
+    <w:p>
+      <w:pPr>
+        <w:spacing w:after="120" w:line="320"/>
+      </w:pPr>
+      <w:r>
+        <w:rPr>
+          <w:b w:val="false"/>
+          <w:bCs w:val="false"/>
+          <w:i w:val="false"/>
+          <w:iCs w:val="false"/>
+        </w:rPr>
+        <w:t xml:space="preserve">Three measurement channels run concurrently. Each captures a different aspect of “did persuasion happen?” Together they are the per-simulation outcome vector.</w:t>
+      </w:r>
+    </w:p>
+    <w:p>
+      <w:pPr>
+        <w:pStyle w:val="ListParagraph"/>
+        <w:numPr>
+          <w:ilvl w:val="0"/>
+          <w:numId w:val="3"/>
+        </w:numPr>
+        <w:spacing w:after="80" w:line="300"/>
+      </w:pPr>
+      <w:r>
+        <w:rPr>
+          <w:b/>
+          <w:bCs/>
+          <w:i w:val="false"/>
+          <w:iCs w:val="false"/>
+        </w:rPr>
+        <w:t xml:space="preserve">Direct attitude tracking. </w:t>
+      </w:r>
+      <w:r>
+        <w:rPr>
+          <w:b w:val="false"/>
+          <w:bCs w:val="false"/>
+          <w:i w:val="false"/>
+          <w:iCs w:val="false"/>
+        </w:rPr>
+        <w:t xml:space="preserve">Every agent has a tracked uᵢ(t) updated at every timestep via the same RoBERTa-stance projection used on real data. Pre-window stance, mid-window stance, post-window stance, and full trajectory. ΔAttitudeₘₑₐₙ and var(u) come from this channel.</w:t>
+      </w:r>
+    </w:p>
+    <w:p>
+      <w:pPr>
+        <w:pStyle w:val="ListParagraph"/>
+        <w:numPr>
+          <w:ilvl w:val="0"/>
+          <w:numId w:val="3"/>
+        </w:numPr>
+        <w:spacing w:after="80" w:line="300"/>
+      </w:pPr>
+      <w:r>
+        <w:rPr>
+          <w:b/>
+          <w:bCs/>
+          <w:i w:val="false"/>
+          <w:iCs w:val="false"/>
+        </w:rPr>
+        <w:t xml:space="preserve">Δ-award detection (in-sim CMV equivalent). </w:t>
+      </w:r>
+      <w:r>
+        <w:rPr>
+          <w:b w:val="false"/>
+          <w:bCs w:val="false"/>
+          <w:i w:val="false"/>
+          <w:iCs w:val="false"/>
+        </w:rPr>
+        <w:t xml:space="preserve">After each meaningful interaction, the recipient agent is prompted: “Did this argument substantively change your view? If yes, on what point and why?” If yes, the system records an in-sim Δ with cause and target. This is the unit-of-analysis equivalent of a CMV delta and is the only way to capture moment-of-persuasion granularity. The in-sim Δ-rate is directly comparable to the human Δ-rate from the CMV ground-truth layer.</w:t>
+      </w:r>
+    </w:p>
+    <w:p>
+      <w:pPr>
+        <w:pStyle w:val="ListParagraph"/>
+        <w:numPr>
+          <w:ilvl w:val="0"/>
+          <w:numId w:val="3"/>
+        </w:numPr>
+        <w:spacing w:after="80" w:line="300"/>
+      </w:pPr>
+      <w:r>
+        <w:rPr>
+          <w:b/>
+          <w:bCs/>
+          <w:i w:val="false"/>
+          <w:iCs w:val="false"/>
+        </w:rPr>
+        <w:t xml:space="preserve">Behavioral persuasion. </w:t>
+      </w:r>
+      <w:r>
+        <w:rPr>
+          <w:b w:val="false"/>
+          <w:bCs w:val="false"/>
+          <w:i w:val="false"/>
+          <w:iCs w:val="false"/>
+        </w:rPr>
+        <w:t xml:space="preserve">Beyond stance: did the recipient re-share, endorse, write supporting content, or — conversely — sever ties with opponents, downvote, or block? Cascade reach, latency, and defection rate come from this channel. Captures the diffusion side that pure attitude tracking misses.</w:t>
+      </w:r>
+    </w:p>
+    <w:p>
+      <w:pPr>
+        <w:spacing w:after="120" w:line="320"/>
+      </w:pPr>
+      <w:r>
+        <w:rPr>
+          <w:b w:val="false"/>
+          <w:bCs w:val="false"/>
+          <w:i w:val="false"/>
+          <w:iCs w:val="false"/>
+        </w:rPr>
+        <w:t xml:space="preserve">For each cell of the factorial, the outcome vector is the full set of Tier-2 metrics aggregated across 30 random seeds and analyzed via the multilevel mixed-effects model (random intercepts for topic and seed; fixed effects for the factorial; Benjamini-Hochberg at 5% FDR for multiple comparisons). Pre-registered on OSF before any sims run.</w:t>
+      </w:r>
+    </w:p>
+    <w:p>
+      <w:pPr>
+        <w:spacing w:after="120"/>
+      </w:pPr>
+      <w:r>
+        <w:t xml:space="preserve"/>
+      </w:r>
+    </w:p>
+    <w:p>
+      <w:pPr>
+        <w:pStyle w:val="Heading3"/>
+      </w:pPr>
+      <w:r>
+        <w:t xml:space="preserve">F.  One-line summary by question</w:t>
+      </w:r>
+    </w:p>
+    <w:p>
+      <w:pPr>
+        <w:spacing w:after="120" w:line="320"/>
+      </w:pPr>
+      <w:r>
+        <w:rPr>
+          <w:b/>
+          <w:bCs/>
+          <w:i w:val="false"/>
+          <w:iCs w:val="false"/>
+          <w:color w:val="B85D2E"/>
+        </w:rPr>
+        <w:t xml:space="preserve">How will validation work? </w:t>
+      </w:r>
+      <w:r>
+        <w:rPr>
+          <w:b w:val="false"/>
+          <w:bCs w:val="false"/>
+          <w:i w:val="false"/>
+          <w:iCs w:val="false"/>
+        </w:rPr>
+        <w:t xml:space="preserve">Three concentric layers: PINN coefficient match, five held-out behavioral gates, and the CMV Δ-label ground-truth test. The third layer is the closer.</w:t>
+      </w:r>
+    </w:p>
+    <w:p>
+      <w:pPr>
+        <w:spacing w:after="120" w:line="320"/>
+      </w:pPr>
+      <w:r>
+        <w:rPr>
+          <w:b/>
+          <w:bCs/>
+          <w:i w:val="false"/>
+          <w:iCs w:val="false"/>
+          <w:color w:val="B85D2E"/>
+        </w:rPr>
+        <w:t xml:space="preserve">What are my metrics? </w:t>
+      </w:r>
+      <w:r>
+        <w:rPr>
+          <w:b w:val="false"/>
+          <w:bCs w:val="false"/>
+          <w:i w:val="false"/>
+          <w:iCs w:val="false"/>
+        </w:rPr>
+        <w:t xml:space="preserve">Three tiers: calibration metrics (Wasserstein, KS, DTW, Spearman ρ, Δ-rate match), persuasion-effect metrics (ΔAttitude, in-sim Δ-rate, cascade reach, polarization, latency, defection), and quality/safety metrics (factual accuracy, persuasion-accuracy slope, persona drift).</w:t>
+      </w:r>
+    </w:p>
+    <w:p>
+      <w:pPr>
+        <w:spacing w:after="120" w:line="320"/>
+      </w:pPr>
+      <w:r>
+        <w:rPr>
+          <w:b/>
+          <w:bCs/>
+          <w:i w:val="false"/>
+          <w:iCs w:val="false"/>
+          <w:color w:val="B85D2E"/>
+        </w:rPr>
+        <w:t xml:space="preserve">What real-world data, and which is best? </w:t>
+      </w:r>
+      <w:r>
+        <w:rPr>
+          <w:b w:val="false"/>
+          <w:bCs w:val="false"/>
+          <w:i w:val="false"/>
+          <w:iCs w:val="false"/>
+        </w:rPr>
+        <w:t xml:space="preserve">r/ChangeMyView (Tan et al. 2016) is the lead — only public dataset with explicit Δ persuasion labels. Brexit and Long COVID for longitudinal and topical structure; Reddit Pushshift for general diffusion; Bluesky and Telegram for platform-generalization.</w:t>
+      </w:r>
+    </w:p>
+    <w:p>
+      <w:pPr>
+        <w:spacing w:after="120" w:line="320"/>
+      </w:pPr>
+      <w:r>
+        <w:rPr>
+          <w:b/>
+          <w:bCs/>
+          <w:i w:val="false"/>
+          <w:iCs w:val="false"/>
+          <w:color w:val="B85D2E"/>
+        </w:rPr>
+        <w:t xml:space="preserve">What do my agents talk about? </w:t>
+      </w:r>
+      <w:r>
+        <w:rPr>
+          <w:b w:val="false"/>
+          <w:bCs w:val="false"/>
+          <w:i w:val="false"/>
+          <w:iCs w:val="false"/>
+        </w:rPr>
+        <w:t xml:space="preserve">Three topic cases: 50 CMV mini-cases (lab-grade ground truth), Long COVID treatment claims (real-world stakes), Brexit (longitudinal validation). Persuader agents are given specific claims drawn from the topic and instructed to argue per the factorial cell.</w:t>
+      </w:r>
+    </w:p>
+    <w:p>
+      <w:pPr>
+        <w:spacing w:after="120" w:line="320"/>
+      </w:pPr>
+      <w:r>
+        <w:rPr>
+          <w:b/>
+          <w:bCs/>
+          <w:i w:val="false"/>
+          <w:iCs w:val="false"/>
+          <w:color w:val="B85D2E"/>
+        </w:rPr>
+        <w:t xml:space="preserve">How is persuasion measured? </w:t>
+      </w:r>
+      <w:r>
+        <w:rPr>
+          <w:b w:val="false"/>
+          <w:bCs w:val="false"/>
+          <w:i w:val="false"/>
+          <w:iCs w:val="false"/>
+        </w:rPr>
+        <w:t xml:space="preserve">Three concurrent channels: continuous uᵢ(t) tracking; in-sim Δ-award elicitation after each interaction; behavioral signals (reshare / endorse / sever ties / downvote). All aggregated per factorial cell across 30 seeds and analyzed via a multilevel mixed-effects model with FDR control.</w:t>
       </w:r>
     </w:p>
     <w:p>
@@ -4487,6 +8695,134 @@
           <w:iCs w:val="false"/>
         </w:rPr>
         <w:t xml:space="preserve">Cassani, L., Davinroy, M., Toumbeva, T., …, Volkova, S. (2025). Human-AI collaboration for synthetic media detection in training and operations. I/ITSEC 2025.</w:t>
+      </w:r>
+    </w:p>
+    <w:p>
+      <w:pPr>
+        <w:spacing w:after="120"/>
+      </w:pPr>
+      <w:r>
+        <w:t xml:space="preserve"/>
+      </w:r>
+    </w:p>
+    <w:p>
+      <w:pPr>
+        <w:pStyle w:val="Heading3"/>
+      </w:pPr>
+      <w:r>
+        <w:t xml:space="preserve">Persuasion datasets &amp; ground-truth corpora</w:t>
+      </w:r>
+    </w:p>
+    <w:p>
+      <w:pPr>
+        <w:spacing w:after="120" w:line="320"/>
+      </w:pPr>
+      <w:r>
+        <w:rPr>
+          <w:b w:val="false"/>
+          <w:bCs w:val="false"/>
+          <w:i w:val="false"/>
+          <w:iCs w:val="false"/>
+        </w:rPr>
+        <w:t xml:space="preserve">Tan, C., Niculae, V., Danescu-Niculescu-Mizil, C., &amp; Lee, L. (2016). Winning Arguments: Interaction Dynamics and Persuasion Strategies in Good-faith Online Discussions. Proceedings of the 25th International World Wide Web Conference (WWW '16). [r/ChangeMyView Δ-labeled corpus, 3,051 conversations]</w:t>
+      </w:r>
+    </w:p>
+    <w:p>
+      <w:pPr>
+        <w:spacing w:after="120" w:line="320"/>
+      </w:pPr>
+      <w:r>
+        <w:rPr>
+          <w:b w:val="false"/>
+          <w:bCs w:val="false"/>
+          <w:i w:val="false"/>
+          <w:iCs w:val="false"/>
+        </w:rPr>
+        <w:t xml:space="preserve">Durmus, E. et al. / Anthropic (2024). Measuring the persuasiveness of language models. Anthropic/persuasion dataset, HuggingFace.</w:t>
+      </w:r>
+    </w:p>
+    <w:p>
+      <w:pPr>
+        <w:spacing w:after="120" w:line="320"/>
+      </w:pPr>
+      <w:r>
+        <w:rPr>
+          <w:b w:val="false"/>
+          <w:bCs w:val="false"/>
+          <w:i w:val="false"/>
+          <w:iCs w:val="false"/>
+        </w:rPr>
+        <w:t xml:space="preserve">Iordan, M. et al. (2026). Brexit Means Brexit: Selection Bias, Echo Chambers, and Entrenched Opinion on Reddit. arXiv:2603.07509. [r/BREXIT longitudinal corpus, 871k submissions, 5,895 labeled across 27 time periods, IAA 0.804]</w:t>
+      </w:r>
+    </w:p>
+    <w:p>
+      <w:pPr>
+        <w:spacing w:after="120" w:line="320"/>
+      </w:pPr>
+      <w:r>
+        <w:rPr>
+          <w:b w:val="false"/>
+          <w:bCs w:val="false"/>
+          <w:i w:val="false"/>
+          <w:iCs w:val="false"/>
+        </w:rPr>
+        <w:t xml:space="preserve">Mehta, R. et al. (2024). Scope of Large Language Models for Mining Emerging Opinions in Online Health Discourse. arXiv:2403.03336. [LC-Stance: 400 (title, comment) pairs from r/covidlonghaulers]</w:t>
+      </w:r>
+    </w:p>
+    <w:p>
+      <w:pPr>
+        <w:spacing w:after="120" w:line="320"/>
+      </w:pPr>
+      <w:r>
+        <w:rPr>
+          <w:b w:val="false"/>
+          <w:bCs w:val="false"/>
+          <w:i w:val="false"/>
+          <w:iCs w:val="false"/>
+        </w:rPr>
+        <w:t xml:space="preserve">Singh, S. et al. (2024). Measuring And Improving Persuasiveness Of Large Language Models. arXiv:2410.02653. [PersuasionBench, PersuasionArena]</w:t>
+      </w:r>
+    </w:p>
+    <w:p>
+      <w:pPr>
+        <w:spacing w:after="120" w:line="320"/>
+      </w:pPr>
+      <w:r>
+        <w:rPr>
+          <w:b w:val="false"/>
+          <w:bCs w:val="false"/>
+          <w:i w:val="false"/>
+          <w:iCs w:val="false"/>
+        </w:rPr>
+        <w:t xml:space="preserve">Mohammad, S. et al. (2016). SemEval-2016 Task 6: Detecting Stance in Tweets.</w:t>
+      </w:r>
+    </w:p>
+    <w:p>
+      <w:pPr>
+        <w:spacing w:after="120" w:line="320"/>
+      </w:pPr>
+      <w:r>
+        <w:rPr>
+          <w:b w:val="false"/>
+          <w:bCs w:val="false"/>
+          <w:i w:val="false"/>
+          <w:iCs w:val="false"/>
+        </w:rPr>
+        <w:t xml:space="preserve">Salvi, F. et al. (2024). On the Conversational Persuasiveness of Large Language Models: A Randomized Controlled Trial.</w:t>
+      </w:r>
+    </w:p>
+    <w:p>
+      <w:pPr>
+        <w:spacing w:after="120" w:line="320"/>
+      </w:pPr>
+      <w:r>
+        <w:rPr>
+          <w:b w:val="false"/>
+          <w:bCs w:val="false"/>
+          <w:i w:val="false"/>
+          <w:iCs w:val="false"/>
+        </w:rPr>
+        <w:t xml:space="preserve">Costello et al. (2024). Durably reducing conspiracy beliefs through dialogues with AI. Science.</w:t>
       </w:r>
     </w:p>
     <w:p>
